--- a/WebContent/docx/乳腺癌21基因检测报告-明理.docx
+++ b/WebContent/docx/乳腺癌21基因检测报告-明理.docx
@@ -11,6 +11,7 @@
           <w:lang w:eastAsia="zh-CN"/>
         </w:rPr>
         <w:sectPr>
+          <w:footerReference r:id="rId3" w:type="default"/>
           <w:pgSz w:w="11911" w:h="16838"/>
           <w:pgMar w:top="1037" w:right="1020" w:bottom="981" w:left="1020" w:header="0" w:footer="720" w:gutter="0"/>
           <w:pgBorders>
@@ -60,7 +61,7 @@
                     </pic:cNvPicPr>
                   </pic:nvPicPr>
                   <pic:blipFill>
-                    <a:blip r:embed="rId10"/>
+                    <a:blip r:embed="rId11"/>
                     <a:stretch>
                       <a:fillRect/>
                     </a:stretch>
@@ -113,7 +114,7 @@
                     </pic:cNvPicPr>
                   </pic:nvPicPr>
                   <pic:blipFill>
-                    <a:blip r:embed="rId11"/>
+                    <a:blip r:embed="rId12"/>
                     <a:srcRect/>
                     <a:stretch>
                       <a:fillRect/>
@@ -507,7 +508,7 @@
                     </pic:cNvPicPr>
                   </pic:nvPicPr>
                   <pic:blipFill>
-                    <a:blip r:embed="rId12"/>
+                    <a:blip r:embed="rId13"/>
                     <a:stretch>
                       <a:fillRect/>
                     </a:stretch>
@@ -1031,58 +1032,8 @@
           <w:docGrid w:linePitch="0" w:charSpace="0"/>
         </w:sectPr>
       </w:pPr>
-      <w:r>
-        <w:rPr>
-          <w:rFonts w:hint="eastAsia" w:eastAsia="宋体"/>
-          <w:lang w:eastAsia="zh-CN"/>
-        </w:rPr>
-        <w:drawing>
-          <wp:anchor distT="0" distB="0" distL="114300" distR="114300" simplePos="0" relativeHeight="251664384" behindDoc="0" locked="0" layoutInCell="1" allowOverlap="1">
-            <wp:simplePos x="0" y="0"/>
-            <wp:positionH relativeFrom="column">
-              <wp:posOffset>-647700</wp:posOffset>
-            </wp:positionH>
-            <wp:positionV relativeFrom="paragraph">
-              <wp:posOffset>3998595</wp:posOffset>
-            </wp:positionV>
-            <wp:extent cx="7591425" cy="1318895"/>
-            <wp:effectExtent l="0" t="0" r="13335" b="6985"/>
-            <wp:wrapTopAndBottom/>
-            <wp:docPr id="11" name="图片 11" descr="线条"/>
-            <wp:cNvGraphicFramePr>
-              <a:graphicFrameLocks xmlns:a="http://schemas.openxmlformats.org/drawingml/2006/main" noChangeAspect="1"/>
-            </wp:cNvGraphicFramePr>
-            <a:graphic xmlns:a="http://schemas.openxmlformats.org/drawingml/2006/main">
-              <a:graphicData uri="http://schemas.openxmlformats.org/drawingml/2006/picture">
-                <pic:pic xmlns:pic="http://schemas.openxmlformats.org/drawingml/2006/picture">
-                  <pic:nvPicPr>
-                    <pic:cNvPr id="11" name="图片 11" descr="线条"/>
-                    <pic:cNvPicPr>
-                      <a:picLocks noChangeAspect="1"/>
-                    </pic:cNvPicPr>
-                  </pic:nvPicPr>
-                  <pic:blipFill>
-                    <a:blip r:embed="rId13"/>
-                    <a:srcRect t="37954" b="20786"/>
-                    <a:stretch>
-                      <a:fillRect/>
-                    </a:stretch>
-                  </pic:blipFill>
-                  <pic:spPr>
-                    <a:xfrm flipH="1">
-                      <a:off x="0" y="0"/>
-                      <a:ext cx="7591425" cy="1318895"/>
-                    </a:xfrm>
-                    <a:prstGeom prst="rect">
-                      <a:avLst/>
-                    </a:prstGeom>
-                  </pic:spPr>
-                </pic:pic>
-              </a:graphicData>
-            </a:graphic>
-          </wp:anchor>
-        </w:drawing>
-      </w:r>
+      <w:bookmarkStart w:id="94" w:name="_GoBack"/>
+      <w:bookmarkEnd w:id="94"/>
     </w:p>
     <w:p>
       <w:pPr>
@@ -3067,8 +3018,8 @@
           <w:lang w:eastAsia="zh-CN"/>
         </w:rPr>
         <w:sectPr>
-          <w:headerReference r:id="rId3" w:type="default"/>
-          <w:footerReference r:id="rId4" w:type="default"/>
+          <w:headerReference r:id="rId4" w:type="default"/>
+          <w:footerReference r:id="rId5" w:type="default"/>
           <w:pgSz w:w="11911" w:h="16838"/>
           <w:pgMar w:top="1037" w:right="1020" w:bottom="981" w:left="1020" w:header="0" w:footer="720" w:gutter="0"/>
           <w:pgBorders>
@@ -3101,16 +3052,16 @@
           <w:lang w:val="en-US" w:eastAsia="zh-CN"/>
         </w:rPr>
       </w:pPr>
-      <w:bookmarkStart w:id="2" w:name="_Toc24178_WPSOffice_Level1"/>
-      <w:bookmarkStart w:id="3" w:name="_Toc30143_WPSOffice_Level1"/>
-      <w:bookmarkStart w:id="4" w:name="_Toc14459"/>
-      <w:bookmarkStart w:id="5" w:name="_Toc3619"/>
-      <w:bookmarkStart w:id="6" w:name="_Toc21669"/>
-      <w:bookmarkStart w:id="7" w:name="_Toc4588"/>
-      <w:bookmarkStart w:id="8" w:name="_Toc13806"/>
-      <w:bookmarkStart w:id="9" w:name="_Toc21009_WPSOffice_Level1"/>
-      <w:bookmarkStart w:id="10" w:name="_Toc107825547"/>
-      <w:bookmarkStart w:id="11" w:name="_Toc14123"/>
+      <w:bookmarkStart w:id="2" w:name="_Toc13806"/>
+      <w:bookmarkStart w:id="3" w:name="_Toc24178_WPSOffice_Level1"/>
+      <w:bookmarkStart w:id="4" w:name="_Toc30143_WPSOffice_Level1"/>
+      <w:bookmarkStart w:id="5" w:name="_Toc14459"/>
+      <w:bookmarkStart w:id="6" w:name="_Toc4588"/>
+      <w:bookmarkStart w:id="7" w:name="_Toc3619"/>
+      <w:bookmarkStart w:id="8" w:name="_Toc21669"/>
+      <w:bookmarkStart w:id="9" w:name="_Toc107825547"/>
+      <w:bookmarkStart w:id="10" w:name="_Toc14123"/>
+      <w:bookmarkStart w:id="11" w:name="_Toc21009_WPSOffice_Level1"/>
       <w:r>
         <w:rPr>
           <w:rFonts w:hint="eastAsia" w:eastAsia="思源黑体 CN Medium" w:cs="Times New Roman"/>
@@ -3758,14 +3709,14 @@
           <w:lang w:val="en-US" w:eastAsia="zh-CN"/>
         </w:rPr>
       </w:pPr>
-      <w:bookmarkStart w:id="12" w:name="_Toc4492"/>
-      <w:bookmarkStart w:id="13" w:name="_Toc18062_WPSOffice_Level1"/>
-      <w:bookmarkStart w:id="14" w:name="_Toc14797"/>
-      <w:bookmarkStart w:id="15" w:name="_Toc29272"/>
-      <w:bookmarkStart w:id="16" w:name="_Toc17451"/>
-      <w:bookmarkStart w:id="17" w:name="_Toc107825548"/>
-      <w:bookmarkStart w:id="18" w:name="_Toc11015_WPSOffice_Level1"/>
-      <w:bookmarkStart w:id="19" w:name="_Toc26731"/>
+      <w:bookmarkStart w:id="12" w:name="_Toc11015_WPSOffice_Level1"/>
+      <w:bookmarkStart w:id="13" w:name="_Toc4492"/>
+      <w:bookmarkStart w:id="14" w:name="_Toc26731"/>
+      <w:bookmarkStart w:id="15" w:name="_Toc18062_WPSOffice_Level1"/>
+      <w:bookmarkStart w:id="16" w:name="_Toc14797"/>
+      <w:bookmarkStart w:id="17" w:name="_Toc17451"/>
+      <w:bookmarkStart w:id="18" w:name="_Toc107825548"/>
+      <w:bookmarkStart w:id="19" w:name="_Toc29272"/>
       <w:bookmarkStart w:id="20" w:name="_Toc7021_WPSOffice_Level1"/>
       <w:bookmarkStart w:id="21" w:name="_Toc3823"/>
       <w:r>
@@ -3881,11 +3832,11 @@
           <w:lang w:val="en-US" w:eastAsia="zh-CN"/>
         </w:rPr>
       </w:pPr>
-      <w:bookmarkStart w:id="23" w:name="_Toc25920"/>
+      <w:bookmarkStart w:id="23" w:name="_Toc6221_WPSOffice_Level1"/>
       <w:bookmarkStart w:id="24" w:name="_Toc23369_WPSOffice_Level1"/>
       <w:bookmarkStart w:id="25" w:name="_Toc18058"/>
-      <w:bookmarkStart w:id="26" w:name="_Toc6221_WPSOffice_Level1"/>
-      <w:bookmarkStart w:id="27" w:name="_Toc16576"/>
+      <w:bookmarkStart w:id="26" w:name="_Toc16576"/>
+      <w:bookmarkStart w:id="27" w:name="_Toc25920"/>
       <w:bookmarkStart w:id="28" w:name="_Toc149837253"/>
       <w:bookmarkStart w:id="29" w:name="_Toc30197"/>
       <w:bookmarkStart w:id="30" w:name="_Toc29826"/>
@@ -3951,9 +3902,9 @@
           <w:lang w:val="en-US" w:eastAsia="zh-CN" w:bidi="ar-SA"/>
         </w:rPr>
       </w:pPr>
-      <w:bookmarkStart w:id="31" w:name="_Toc15649"/>
+      <w:bookmarkStart w:id="31" w:name="_Toc777"/>
       <w:bookmarkStart w:id="32" w:name="_Toc149837254"/>
-      <w:bookmarkStart w:id="33" w:name="_Toc777"/>
+      <w:bookmarkStart w:id="33" w:name="_Toc15649"/>
       <w:r>
         <w:rPr>
           <w:rFonts w:hint="eastAsia" w:ascii="Times New Roman" w:hAnsi="Times New Roman" w:eastAsia="思源黑体 CN Medium" w:cs="Times New Roman"/>
@@ -4582,10 +4533,10 @@
       </w:pPr>
       <w:bookmarkStart w:id="34" w:name="_Toc8800"/>
       <w:bookmarkStart w:id="35" w:name="_Toc16466"/>
-      <w:bookmarkStart w:id="36" w:name="_Toc14264"/>
-      <w:bookmarkStart w:id="37" w:name="_Toc18552"/>
-      <w:bookmarkStart w:id="38" w:name="_Toc19024"/>
-      <w:bookmarkStart w:id="39" w:name="_Toc25603"/>
+      <w:bookmarkStart w:id="36" w:name="_Toc25603"/>
+      <w:bookmarkStart w:id="37" w:name="_Toc14264"/>
+      <w:bookmarkStart w:id="38" w:name="_Toc18552"/>
+      <w:bookmarkStart w:id="39" w:name="_Toc19024"/>
       <w:r>
         <w:rPr>
           <w:rFonts w:hint="default" w:ascii="Times New Roman" w:hAnsi="Times New Roman" w:eastAsia="思源黑体 CN Medium" w:cs="Times New Roman"/>
@@ -4992,9 +4943,9 @@
         </w:rPr>
       </w:pPr>
       <w:bookmarkStart w:id="40" w:name="_Toc24726"/>
-      <w:bookmarkStart w:id="41" w:name="_Toc23941"/>
+      <w:bookmarkStart w:id="41" w:name="_Toc31071"/>
       <w:bookmarkStart w:id="42" w:name="_Toc7030"/>
-      <w:bookmarkStart w:id="43" w:name="_Toc31071"/>
+      <w:bookmarkStart w:id="43" w:name="_Toc23941"/>
       <w:r>
         <w:rPr>
           <w:rFonts w:hint="eastAsia" w:ascii="Times New Roman" w:hAnsi="Times New Roman" w:eastAsia="思源黑体 CN Medium" w:cs="Times New Roman"/>
@@ -8360,7 +8311,6 @@
       </w:pPr>
       <w:bookmarkStart w:id="45" w:name="_Toc81251351"/>
       <w:bookmarkStart w:id="46" w:name="_Toc81326589"/>
-      <w:bookmarkStart w:id="94" w:name="_GoBack"/>
       <w:r>
         <w:rPr>
           <w:rFonts w:hint="eastAsia" w:ascii="Times New Roman" w:hAnsi="Times New Roman" w:eastAsia="微软雅黑" w:cs="Times New Roman"/>
@@ -8407,7 +8357,6 @@
         <w:t xml:space="preserve"> %}</w:t>
       </w:r>
     </w:p>
-    <w:bookmarkEnd w:id="94"/>
     <w:p>
       <w:pPr>
         <w:outlineLvl w:val="1"/>
@@ -8422,11 +8371,11 @@
         </w:rPr>
       </w:pPr>
       <w:bookmarkStart w:id="47" w:name="_Toc11395"/>
-      <w:bookmarkStart w:id="48" w:name="_Toc106719764"/>
+      <w:bookmarkStart w:id="48" w:name="_Toc17374"/>
       <w:bookmarkStart w:id="49" w:name="_Toc149837262"/>
       <w:bookmarkStart w:id="50" w:name="_Toc21453"/>
-      <w:bookmarkStart w:id="51" w:name="_Toc20034"/>
-      <w:bookmarkStart w:id="52" w:name="_Toc17374"/>
+      <w:bookmarkStart w:id="51" w:name="_Toc106719764"/>
+      <w:bookmarkStart w:id="52" w:name="_Toc20034"/>
       <w:r>
         <w:rPr>
           <w:rFonts w:hint="default" w:ascii="Times New Roman" w:hAnsi="Times New Roman" w:eastAsia="思源黑体 CN Medium" w:cs="Times New Roman"/>
@@ -10957,11 +10906,11 @@
           <w:lang w:val="en-US" w:eastAsia="zh-CN" w:bidi="ar-SA"/>
         </w:rPr>
       </w:pPr>
-      <w:bookmarkStart w:id="54" w:name="_Toc27020"/>
-      <w:bookmarkStart w:id="55" w:name="_Toc28070"/>
+      <w:bookmarkStart w:id="54" w:name="_Toc28070"/>
+      <w:bookmarkStart w:id="55" w:name="_Toc15964"/>
       <w:bookmarkStart w:id="56" w:name="_Toc21629"/>
-      <w:bookmarkStart w:id="57" w:name="_Toc6632"/>
-      <w:bookmarkStart w:id="58" w:name="_Toc15964"/>
+      <w:bookmarkStart w:id="57" w:name="_Toc27020"/>
+      <w:bookmarkStart w:id="58" w:name="_Toc6632"/>
       <w:r>
         <w:rPr>
           <w:rFonts w:hint="eastAsia" w:ascii="Times New Roman" w:hAnsi="Times New Roman" w:eastAsia="思源黑体 CN Medium" w:cs="Times New Roman"/>
@@ -11226,11 +11175,11 @@
           <w:lang w:val="en-US" w:eastAsia="zh-CN" w:bidi="ar-SA"/>
         </w:rPr>
       </w:pPr>
-      <w:bookmarkStart w:id="59" w:name="_Toc22405"/>
-      <w:bookmarkStart w:id="60" w:name="_Toc8282"/>
-      <w:bookmarkStart w:id="61" w:name="_Toc30450"/>
-      <w:bookmarkStart w:id="62" w:name="_Toc8902"/>
-      <w:bookmarkStart w:id="63" w:name="_Toc30210"/>
+      <w:bookmarkStart w:id="59" w:name="_Toc8902"/>
+      <w:bookmarkStart w:id="60" w:name="_Toc30210"/>
+      <w:bookmarkStart w:id="61" w:name="_Toc22405"/>
+      <w:bookmarkStart w:id="62" w:name="_Toc8282"/>
+      <w:bookmarkStart w:id="63" w:name="_Toc30450"/>
       <w:r>
         <w:rPr>
           <w:rFonts w:hint="eastAsia" w:ascii="Times New Roman" w:hAnsi="Times New Roman" w:eastAsia="思源黑体 CN Medium" w:cs="Times New Roman"/>
@@ -12831,10 +12780,10 @@
           <w:lang w:val="en-US" w:eastAsia="zh-CN" w:bidi="ar-SA"/>
         </w:rPr>
       </w:pPr>
-      <w:bookmarkStart w:id="66" w:name="_Toc7932"/>
-      <w:bookmarkStart w:id="67" w:name="_Toc24511"/>
-      <w:bookmarkStart w:id="68" w:name="_Toc10597"/>
-      <w:bookmarkStart w:id="69" w:name="_Toc19396"/>
+      <w:bookmarkStart w:id="66" w:name="_Toc24511"/>
+      <w:bookmarkStart w:id="67" w:name="_Toc19396"/>
+      <w:bookmarkStart w:id="68" w:name="_Toc7932"/>
+      <w:bookmarkStart w:id="69" w:name="_Toc10597"/>
       <w:bookmarkStart w:id="70" w:name="_Toc7994"/>
       <w:r>
         <w:rPr>
@@ -13324,8 +13273,8 @@
       <w:bookmarkStart w:id="71" w:name="_Toc13439"/>
       <w:bookmarkStart w:id="72" w:name="_Toc18423"/>
       <w:bookmarkStart w:id="73" w:name="_Toc8857"/>
-      <w:bookmarkStart w:id="74" w:name="_Toc19443"/>
-      <w:bookmarkStart w:id="75" w:name="_Toc15763"/>
+      <w:bookmarkStart w:id="74" w:name="_Toc15763"/>
+      <w:bookmarkStart w:id="75" w:name="_Toc19443"/>
       <w:r>
         <w:rPr>
           <w:rFonts w:hint="eastAsia" w:ascii="思源黑体 CN Medium" w:hAnsi="思源黑体 CN Medium" w:eastAsia="思源黑体 CN Medium" w:cs="思源黑体 CN Medium"/>
@@ -15042,8 +14991,8 @@
           <w:lang w:val="en-US" w:eastAsia="zh-CN"/>
         </w:rPr>
       </w:pPr>
-      <w:bookmarkStart w:id="76" w:name="_Toc32037"/>
-      <w:bookmarkStart w:id="77" w:name="_Toc81326587"/>
+      <w:bookmarkStart w:id="76" w:name="_Toc81326587"/>
+      <w:bookmarkStart w:id="77" w:name="_Toc32037"/>
       <w:bookmarkStart w:id="78" w:name="_Toc81251349"/>
       <w:r>
         <w:rPr>
@@ -15721,17 +15670,17 @@
           <w:lang w:val="en-US" w:eastAsia="zh-CN"/>
         </w:rPr>
       </w:pPr>
-      <w:bookmarkStart w:id="79" w:name="_Toc9662"/>
-      <w:bookmarkStart w:id="80" w:name="_Toc13275"/>
-      <w:bookmarkStart w:id="81" w:name="_Toc31804"/>
-      <w:bookmarkStart w:id="82" w:name="_Toc17792_WPSOffice_Level2"/>
-      <w:bookmarkStart w:id="83" w:name="_Toc14611_WPSOffice_Level1"/>
-      <w:bookmarkStart w:id="84" w:name="_Toc16927"/>
-      <w:bookmarkStart w:id="85" w:name="_Toc107825571"/>
-      <w:bookmarkStart w:id="86" w:name="_Toc21361"/>
-      <w:bookmarkStart w:id="87" w:name="_Toc19584_WPSOffice_Level1"/>
-      <w:bookmarkStart w:id="88" w:name="_Toc22162_WPSOffice_Level1"/>
-      <w:bookmarkStart w:id="89" w:name="_Toc22623"/>
+      <w:bookmarkStart w:id="79" w:name="_Toc21361"/>
+      <w:bookmarkStart w:id="80" w:name="_Toc31804"/>
+      <w:bookmarkStart w:id="81" w:name="_Toc107825571"/>
+      <w:bookmarkStart w:id="82" w:name="_Toc19584_WPSOffice_Level1"/>
+      <w:bookmarkStart w:id="83" w:name="_Toc22162_WPSOffice_Level1"/>
+      <w:bookmarkStart w:id="84" w:name="_Toc22623"/>
+      <w:bookmarkStart w:id="85" w:name="_Toc9662"/>
+      <w:bookmarkStart w:id="86" w:name="_Toc16927"/>
+      <w:bookmarkStart w:id="87" w:name="_Toc17792_WPSOffice_Level2"/>
+      <w:bookmarkStart w:id="88" w:name="_Toc14611_WPSOffice_Level1"/>
+      <w:bookmarkStart w:id="89" w:name="_Toc13275"/>
       <w:r>
         <w:rPr>
           <w:rFonts w:hint="eastAsia" w:eastAsia="思源黑体 CN Medium" w:cs="Times New Roman"/>
@@ -16072,8 +16021,8 @@
           <w:lang w:val="en-US" w:eastAsia="zh-CN"/>
         </w:rPr>
         <w:sectPr>
-          <w:headerReference r:id="rId5" w:type="default"/>
-          <w:footerReference r:id="rId6" w:type="default"/>
+          <w:headerReference r:id="rId6" w:type="default"/>
+          <w:footerReference r:id="rId7" w:type="default"/>
           <w:pgSz w:w="11906" w:h="16838"/>
           <w:pgMar w:top="1037" w:right="1020" w:bottom="981" w:left="1020" w:header="170" w:footer="567" w:gutter="0"/>
           <w:pgBorders>
@@ -16349,7 +16298,7 @@
         <mc:AlternateContent>
           <mc:Choice Requires="wpg">
             <w:drawing>
-              <wp:anchor distT="0" distB="0" distL="114300" distR="114300" simplePos="0" relativeHeight="251668480" behindDoc="0" locked="0" layoutInCell="1" allowOverlap="1">
+              <wp:anchor distT="0" distB="0" distL="114300" distR="114300" simplePos="0" relativeHeight="251667456" behindDoc="0" locked="0" layoutInCell="1" allowOverlap="1">
                 <wp:simplePos x="0" y="0"/>
                 <wp:positionH relativeFrom="column">
                   <wp:posOffset>-600075</wp:posOffset>
@@ -16357,8 +16306,8 @@
                 <wp:positionV relativeFrom="paragraph">
                   <wp:posOffset>-573405</wp:posOffset>
                 </wp:positionV>
-                <wp:extent cx="3040380" cy="5948680"/>
-                <wp:effectExtent l="0" t="0" r="7620" b="10160"/>
+                <wp:extent cx="3040380" cy="5949315"/>
+                <wp:effectExtent l="0" t="0" r="7620" b="9525"/>
                 <wp:wrapNone/>
                 <wp:docPr id="7" name="组合 7"/>
                 <wp:cNvGraphicFramePr/>
@@ -16369,9 +16318,9 @@
                       <wpg:grpSpPr>
                         <a:xfrm>
                           <a:off x="0" y="0"/>
-                          <a:ext cx="3040380" cy="5948680"/>
+                          <a:ext cx="3040380" cy="5949315"/>
                           <a:chOff x="3698" y="805112"/>
-                          <a:chExt cx="4788" cy="9368"/>
+                          <a:chExt cx="4788" cy="9369"/>
                         </a:xfrm>
                       </wpg:grpSpPr>
                       <wps:wsp>
@@ -16816,7 +16765,7 @@
                                             </pic:cNvPicPr>
                                           </pic:nvPicPr>
                                           <pic:blipFill>
-                                            <a:blip r:embed="rId11"/>
+                                            <a:blip r:embed="rId12"/>
                                             <a:srcRect/>
                                             <a:stretch>
                                               <a:fillRect/>
@@ -17211,44 +17160,6 @@
                                 <w:textAlignment w:val="auto"/>
                                 <w:rPr>
                                   <w:rFonts w:hint="default" w:ascii="Times New Roman" w:hAnsi="Times New Roman" w:eastAsia="微软雅黑" w:cs="Times New Roman"/>
-                                  <w:color w:val="auto"/>
-                                  <w:sz w:val="24"/>
-                                  <w:szCs w:val="24"/>
-                                  <w:lang w:eastAsia="zh-CN"/>
-                                </w:rPr>
-                              </w:pPr>
-                              <w:r>
-                                <w:rPr>
-                                  <w:rFonts w:hint="default" w:ascii="Times New Roman" w:hAnsi="Times New Roman" w:eastAsia="微软雅黑" w:cs="Times New Roman"/>
-                                  <w:color w:val="auto"/>
-                                  <w:sz w:val="24"/>
-                                  <w:szCs w:val="24"/>
-                                  <w:lang w:eastAsia="zh-CN"/>
-                                </w:rPr>
-                                <w:t>{% if testedby == “1” %}</w:t>
-                              </w:r>
-                            </w:p>
-                            <w:p>
-                              <w:pPr>
-                                <w:keepNext w:val="0"/>
-                                <w:keepLines w:val="0"/>
-                                <w:pageBreakBefore w:val="0"/>
-                                <w:numPr>
-                                  <w:ilvl w:val="0"/>
-                                  <w:numId w:val="0"/>
-                                </w:numPr>
-                                <w:kinsoku/>
-                                <w:wordWrap/>
-                                <w:overflowPunct/>
-                                <w:topLinePunct w:val="0"/>
-                                <w:bidi w:val="0"/>
-                                <w:adjustRightInd w:val="0"/>
-                                <w:snapToGrid w:val="0"/>
-                                <w:spacing w:line="240" w:lineRule="auto"/>
-                                <w:ind w:leftChars="0"/>
-                                <w:textAlignment w:val="auto"/>
-                                <w:rPr>
-                                  <w:rFonts w:hint="default" w:ascii="Times New Roman" w:hAnsi="Times New Roman" w:eastAsia="微软雅黑" w:cs="Times New Roman"/>
                                   <w:sz w:val="24"/>
                                   <w:szCs w:val="24"/>
                                   <w:lang w:eastAsia="zh-CN"/>
@@ -17356,14 +17267,13 @@
                                     </w:pPr>
                                     <w:r>
                                       <w:rPr>
-                                        <w:sz w:val="18"/>
-                                        <w:szCs w:val="18"/>
+                                        <w:sz w:val="28"/>
                                       </w:rPr>
                                       <w:drawing>
                                         <wp:inline distT="0" distB="0" distL="114300" distR="114300">
-                                          <wp:extent cx="655955" cy="294640"/>
-                                          <wp:effectExtent l="0" t="0" r="14605" b="10160"/>
-                                          <wp:docPr id="6" name="图片 6" descr="蔡冬雪"/>
+                                          <wp:extent cx="525145" cy="252095"/>
+                                          <wp:effectExtent l="0" t="0" r="8255" b="6350"/>
+                                          <wp:docPr id="5" name="图片 1" descr="IMG_256"/>
                                           <wp:cNvGraphicFramePr>
                                             <a:graphicFrameLocks xmlns:a="http://schemas.openxmlformats.org/drawingml/2006/main" noChangeAspect="1"/>
                                           </wp:cNvGraphicFramePr>
@@ -17371,28 +17281,14 @@
                                             <a:graphicData uri="http://schemas.openxmlformats.org/drawingml/2006/picture">
                                               <pic:pic xmlns:pic="http://schemas.openxmlformats.org/drawingml/2006/picture">
                                                 <pic:nvPicPr>
-                                                  <pic:cNvPr id="6" name="图片 6" descr="蔡冬雪"/>
+                                                  <pic:cNvPr id="5" name="图片 1" descr="IMG_256"/>
                                                   <pic:cNvPicPr>
                                                     <a:picLocks noChangeAspect="1"/>
                                                   </pic:cNvPicPr>
                                                 </pic:nvPicPr>
                                                 <pic:blipFill>
-                                                  <a:blip r:embed="rId16">
-                                                    <a:clrChange>
-                                                      <a:clrFrom>
-                                                        <a:srgbClr val="FFFFFF">
-                                                          <a:alpha val="100000"/>
-                                                        </a:srgbClr>
-                                                      </a:clrFrom>
-                                                      <a:clrTo>
-                                                        <a:srgbClr val="FFFFFF">
-                                                          <a:alpha val="100000"/>
-                                                          <a:alpha val="0"/>
-                                                        </a:srgbClr>
-                                                      </a:clrTo>
-                                                    </a:clrChange>
-                                                  </a:blip>
-                                                  <a:srcRect l="18656" t="33322" r="18897" b="26699"/>
+                                                  <a:blip r:embed="rId16"/>
+                                                  <a:srcRect t="6992" r="30292"/>
                                                   <a:stretch>
                                                     <a:fillRect/>
                                                   </a:stretch>
@@ -17400,11 +17296,15 @@
                                                 <pic:spPr>
                                                   <a:xfrm>
                                                     <a:off x="0" y="0"/>
-                                                    <a:ext cx="655955" cy="294640"/>
+                                                    <a:ext cx="525145" cy="252095"/>
                                                   </a:xfrm>
                                                   <a:prstGeom prst="rect">
                                                     <a:avLst/>
                                                   </a:prstGeom>
+                                                  <a:noFill/>
+                                                  <a:ln w="9525">
+                                                    <a:noFill/>
+                                                  </a:ln>
                                                 </pic:spPr>
                                               </pic:pic>
                                             </a:graphicData>
@@ -17767,605 +17667,6 @@
                                 <w:keepNext w:val="0"/>
                                 <w:keepLines w:val="0"/>
                                 <w:pageBreakBefore w:val="0"/>
-                                <w:kinsoku/>
-                                <w:wordWrap/>
-                                <w:overflowPunct/>
-                                <w:topLinePunct w:val="0"/>
-                                <w:bidi w:val="0"/>
-                                <w:adjustRightInd w:val="0"/>
-                                <w:snapToGrid w:val="0"/>
-                                <w:spacing w:line="240" w:lineRule="auto"/>
-                                <w:textAlignment w:val="auto"/>
-                                <w:rPr>
-                                  <w:rFonts w:hint="default"/>
-                                  <w:sz w:val="18"/>
-                                  <w:szCs w:val="18"/>
-                                  <w:lang w:val="en-US" w:eastAsia="zh-CN"/>
-                                </w:rPr>
-                              </w:pPr>
-                              <w:r>
-                                <w:rPr>
-                                  <w:rFonts w:hint="eastAsia" w:ascii="Times New Roman" w:hAnsi="Times New Roman" w:eastAsia="微软雅黑" w:cs="Times New Roman"/>
-                                  <w:sz w:val="18"/>
-                                  <w:szCs w:val="18"/>
-                                  <w:lang w:eastAsia="zh-CN"/>
-                                </w:rPr>
-                                <w:t xml:space="preserve">{% endif %}{% if testedby == </w:t>
-                              </w:r>
-                              <w:r>
-                                <w:rPr>
-                                  <w:rFonts w:ascii="Times New Roman" w:hAnsi="Times New Roman" w:eastAsia="微软雅黑" w:cs="Times New Roman"/>
-                                  <w:sz w:val="18"/>
-                                  <w:szCs w:val="18"/>
-                                  <w:lang w:eastAsia="zh-CN"/>
-                                </w:rPr>
-                                <w:t>“</w:t>
-                              </w:r>
-                              <w:r>
-                                <w:rPr>
-                                  <w:rFonts w:hint="eastAsia" w:ascii="Times New Roman" w:hAnsi="Times New Roman" w:eastAsia="微软雅黑" w:cs="Times New Roman"/>
-                                  <w:sz w:val="18"/>
-                                  <w:szCs w:val="18"/>
-                                  <w:lang w:eastAsia="zh-CN"/>
-                                </w:rPr>
-                                <w:t>2</w:t>
-                              </w:r>
-                              <w:r>
-                                <w:rPr>
-                                  <w:rFonts w:ascii="Times New Roman" w:hAnsi="Times New Roman" w:eastAsia="微软雅黑" w:cs="Times New Roman"/>
-                                  <w:sz w:val="18"/>
-                                  <w:szCs w:val="18"/>
-                                  <w:lang w:eastAsia="zh-CN"/>
-                                </w:rPr>
-                                <w:t>”</w:t>
-                              </w:r>
-                              <w:r>
-                                <w:rPr>
-                                  <w:rFonts w:hint="eastAsia" w:ascii="Times New Roman" w:hAnsi="Times New Roman" w:eastAsia="微软雅黑" w:cs="Times New Roman"/>
-                                  <w:sz w:val="18"/>
-                                  <w:szCs w:val="18"/>
-                                  <w:lang w:eastAsia="zh-CN"/>
-                                </w:rPr>
-                                <w:t xml:space="preserve"> %}</w:t>
-                              </w:r>
-                            </w:p>
-                            <w:p>
-                              <w:pPr>
-                                <w:keepNext w:val="0"/>
-                                <w:keepLines w:val="0"/>
-                                <w:pageBreakBefore w:val="0"/>
-                                <w:kinsoku/>
-                                <w:wordWrap/>
-                                <w:overflowPunct/>
-                                <w:topLinePunct w:val="0"/>
-                                <w:bidi w:val="0"/>
-                                <w:adjustRightInd w:val="0"/>
-                                <w:snapToGrid w:val="0"/>
-                                <w:spacing w:line="240" w:lineRule="auto"/>
-                                <w:textAlignment w:val="auto"/>
-                                <w:rPr>
-                                  <w:sz w:val="18"/>
-                                  <w:szCs w:val="18"/>
-                                  <w:lang w:eastAsia="zh-CN"/>
-                                </w:rPr>
-                              </w:pPr>
-                            </w:p>
-                            <w:tbl>
-                              <w:tblPr>
-                                <w:tblStyle w:val="36"/>
-                                <w:tblW w:w="4543" w:type="dxa"/>
-                                <w:tblInd w:w="0" w:type="dxa"/>
-                                <w:tblLayout w:type="fixed"/>
-                                <w:tblCellMar>
-                                  <w:top w:w="0" w:type="dxa"/>
-                                  <w:left w:w="0" w:type="dxa"/>
-                                  <w:bottom w:w="0" w:type="dxa"/>
-                                  <w:right w:w="0" w:type="dxa"/>
-                                </w:tblCellMar>
-                              </w:tblPr>
-                              <w:tblGrid>
-                                <w:gridCol w:w="835"/>
-                                <w:gridCol w:w="1308"/>
-                                <w:gridCol w:w="912"/>
-                                <w:gridCol w:w="1488"/>
-                              </w:tblGrid>
-                              <w:tr>
-                                <w:tblPrEx>
-                                  <w:tblCellMar>
-                                    <w:top w:w="0" w:type="dxa"/>
-                                    <w:left w:w="0" w:type="dxa"/>
-                                    <w:bottom w:w="0" w:type="dxa"/>
-                                    <w:right w:w="0" w:type="dxa"/>
-                                  </w:tblCellMar>
-                                </w:tblPrEx>
-                                <w:trPr>
-                                  <w:trHeight w:val="441" w:hRule="exact"/>
-                                </w:trPr>
-                                <w:tc>
-                                  <w:tcPr>
-                                    <w:tcW w:w="835" w:type="dxa"/>
-                                    <w:vAlign w:val="center"/>
-                                  </w:tcPr>
-                                  <w:p>
-                                    <w:pPr>
-                                      <w:pStyle w:val="20"/>
-                                      <w:keepNext w:val="0"/>
-                                      <w:keepLines w:val="0"/>
-                                      <w:pageBreakBefore w:val="0"/>
-                                      <w:kinsoku/>
-                                      <w:wordWrap/>
-                                      <w:overflowPunct/>
-                                      <w:topLinePunct w:val="0"/>
-                                      <w:bidi w:val="0"/>
-                                      <w:adjustRightInd w:val="0"/>
-                                      <w:snapToGrid w:val="0"/>
-                                      <w:spacing w:line="240" w:lineRule="auto"/>
-                                      <w:ind w:left="13" w:right="95"/>
-                                      <w:jc w:val="both"/>
-                                      <w:textAlignment w:val="auto"/>
-                                      <w:rPr>
-                                        <w:rFonts w:ascii="Times New Roman" w:hAnsi="Times New Roman" w:cs="Times New Roman"/>
-                                        <w:b/>
-                                        <w:sz w:val="18"/>
-                                        <w:szCs w:val="18"/>
-                                      </w:rPr>
-                                    </w:pPr>
-                                    <w:r>
-                                      <w:rPr>
-                                        <w:rFonts w:ascii="Times New Roman" w:hAnsi="Times New Roman" w:cs="Times New Roman"/>
-                                        <w:b/>
-                                        <w:sz w:val="18"/>
-                                        <w:szCs w:val="18"/>
-                                      </w:rPr>
-                                      <w:t>检测人：</w:t>
-                                    </w:r>
-                                  </w:p>
-                                </w:tc>
-                                <w:tc>
-                                  <w:tcPr>
-                                    <w:tcW w:w="1308" w:type="dxa"/>
-                                    <w:vAlign w:val="center"/>
-                                  </w:tcPr>
-                                  <w:p>
-                                    <w:pPr>
-                                      <w:pStyle w:val="20"/>
-                                      <w:keepNext w:val="0"/>
-                                      <w:keepLines w:val="0"/>
-                                      <w:pageBreakBefore w:val="0"/>
-                                      <w:kinsoku/>
-                                      <w:wordWrap/>
-                                      <w:overflowPunct/>
-                                      <w:topLinePunct w:val="0"/>
-                                      <w:bidi w:val="0"/>
-                                      <w:adjustRightInd w:val="0"/>
-                                      <w:snapToGrid w:val="0"/>
-                                      <w:spacing w:line="240" w:lineRule="auto"/>
-                                      <w:jc w:val="both"/>
-                                      <w:textAlignment w:val="auto"/>
-                                      <w:rPr>
-                                        <w:rFonts w:ascii="Times New Roman" w:hAnsi="Times New Roman" w:cs="Times New Roman"/>
-                                        <w:b/>
-                                        <w:sz w:val="18"/>
-                                        <w:szCs w:val="18"/>
-                                      </w:rPr>
-                                    </w:pPr>
-                                    <w:r>
-                                      <w:rPr>
-                                        <w:sz w:val="18"/>
-                                        <w:szCs w:val="18"/>
-                                      </w:rPr>
-                                      <w:drawing>
-                                        <wp:inline distT="0" distB="0" distL="114300" distR="114300">
-                                          <wp:extent cx="604520" cy="325755"/>
-                                          <wp:effectExtent l="0" t="0" r="0" b="0"/>
-                                          <wp:docPr id="8" name="图片 1"/>
-                                          <wp:cNvGraphicFramePr>
-                                            <a:graphicFrameLocks xmlns:a="http://schemas.openxmlformats.org/drawingml/2006/main" noChangeAspect="1"/>
-                                          </wp:cNvGraphicFramePr>
-                                          <a:graphic xmlns:a="http://schemas.openxmlformats.org/drawingml/2006/main">
-                                            <a:graphicData uri="http://schemas.openxmlformats.org/drawingml/2006/picture">
-                                              <pic:pic xmlns:pic="http://schemas.openxmlformats.org/drawingml/2006/picture">
-                                                <pic:nvPicPr>
-                                                  <pic:cNvPr id="8" name="图片 1"/>
-                                                  <pic:cNvPicPr>
-                                                    <a:picLocks noChangeAspect="1"/>
-                                                  </pic:cNvPicPr>
-                                                </pic:nvPicPr>
-                                                <pic:blipFill>
-                                                  <a:blip r:embed="rId18">
-                                                    <a:clrChange>
-                                                      <a:clrFrom>
-                                                        <a:srgbClr val="FFFFFF">
-                                                          <a:alpha val="100000"/>
-                                                        </a:srgbClr>
-                                                      </a:clrFrom>
-                                                      <a:clrTo>
-                                                        <a:srgbClr val="FFFFFF">
-                                                          <a:alpha val="100000"/>
-                                                          <a:alpha val="0"/>
-                                                        </a:srgbClr>
-                                                      </a:clrTo>
-                                                    </a:clrChange>
-                                                  </a:blip>
-                                                  <a:srcRect l="10922" t="11667"/>
-                                                  <a:stretch>
-                                                    <a:fillRect/>
-                                                  </a:stretch>
-                                                </pic:blipFill>
-                                                <pic:spPr>
-                                                  <a:xfrm>
-                                                    <a:off x="0" y="0"/>
-                                                    <a:ext cx="604520" cy="325755"/>
-                                                  </a:xfrm>
-                                                  <a:prstGeom prst="rect">
-                                                    <a:avLst/>
-                                                  </a:prstGeom>
-                                                  <a:noFill/>
-                                                  <a:ln>
-                                                    <a:noFill/>
-                                                  </a:ln>
-                                                </pic:spPr>
-                                              </pic:pic>
-                                            </a:graphicData>
-                                          </a:graphic>
-                                        </wp:inline>
-                                      </w:drawing>
-                                    </w:r>
-                                  </w:p>
-                                </w:tc>
-                                <w:tc>
-                                  <w:tcPr>
-                                    <w:tcW w:w="912" w:type="dxa"/>
-                                    <w:vAlign w:val="center"/>
-                                  </w:tcPr>
-                                  <w:p>
-                                    <w:pPr>
-                                      <w:pStyle w:val="20"/>
-                                      <w:keepNext w:val="0"/>
-                                      <w:keepLines w:val="0"/>
-                                      <w:pageBreakBefore w:val="0"/>
-                                      <w:kinsoku/>
-                                      <w:wordWrap/>
-                                      <w:overflowPunct/>
-                                      <w:topLinePunct w:val="0"/>
-                                      <w:bidi w:val="0"/>
-                                      <w:adjustRightInd w:val="0"/>
-                                      <w:snapToGrid w:val="0"/>
-                                      <w:spacing w:line="240" w:lineRule="auto"/>
-                                      <w:jc w:val="both"/>
-                                      <w:textAlignment w:val="auto"/>
-                                      <w:rPr>
-                                        <w:rFonts w:ascii="Times New Roman" w:hAnsi="Times New Roman" w:cs="Times New Roman"/>
-                                        <w:b/>
-                                        <w:sz w:val="18"/>
-                                        <w:szCs w:val="18"/>
-                                      </w:rPr>
-                                    </w:pPr>
-                                    <w:r>
-                                      <w:rPr>
-                                        <w:rFonts w:ascii="Times New Roman" w:hAnsi="Times New Roman" w:cs="Times New Roman"/>
-                                        <w:b/>
-                                        <w:sz w:val="18"/>
-                                        <w:szCs w:val="18"/>
-                                      </w:rPr>
-                                      <w:t>复核人</w:t>
-                                    </w:r>
-                                    <w:r>
-                                      <w:rPr>
-                                        <w:rFonts w:ascii="Times New Roman" w:hAnsi="Times New Roman" w:cs="Times New Roman"/>
-                                        <w:b/>
-                                        <w:sz w:val="18"/>
-                                        <w:szCs w:val="18"/>
-                                        <w:lang w:eastAsia="zh-CN"/>
-                                      </w:rPr>
-                                      <w:t>：</w:t>
-                                    </w:r>
-                                  </w:p>
-                                </w:tc>
-                                <w:tc>
-                                  <w:tcPr>
-                                    <w:tcW w:w="1488" w:type="dxa"/>
-                                    <w:vAlign w:val="center"/>
-                                  </w:tcPr>
-                                  <w:p>
-                                    <w:pPr>
-                                      <w:pStyle w:val="20"/>
-                                      <w:keepNext w:val="0"/>
-                                      <w:keepLines w:val="0"/>
-                                      <w:pageBreakBefore w:val="0"/>
-                                      <w:kinsoku/>
-                                      <w:wordWrap/>
-                                      <w:overflowPunct/>
-                                      <w:topLinePunct w:val="0"/>
-                                      <w:bidi w:val="0"/>
-                                      <w:adjustRightInd w:val="0"/>
-                                      <w:snapToGrid w:val="0"/>
-                                      <w:spacing w:line="240" w:lineRule="auto"/>
-                                      <w:ind w:right="15"/>
-                                      <w:jc w:val="both"/>
-                                      <w:textAlignment w:val="auto"/>
-                                      <w:rPr>
-                                        <w:rFonts w:ascii="Times New Roman" w:hAnsi="Times New Roman" w:cs="Times New Roman"/>
-                                        <w:b/>
-                                        <w:sz w:val="18"/>
-                                        <w:szCs w:val="18"/>
-                                      </w:rPr>
-                                    </w:pPr>
-                                    <w:r>
-                                      <w:rPr>
-                                        <w:sz w:val="18"/>
-                                        <w:szCs w:val="18"/>
-                                      </w:rPr>
-                                      <w:drawing>
-                                        <wp:inline distT="0" distB="0" distL="114300" distR="114300">
-                                          <wp:extent cx="563245" cy="319405"/>
-                                          <wp:effectExtent l="0" t="0" r="0" b="635"/>
-                                          <wp:docPr id="22" name="图片 4" descr="王建丽"/>
-                                          <wp:cNvGraphicFramePr>
-                                            <a:graphicFrameLocks xmlns:a="http://schemas.openxmlformats.org/drawingml/2006/main" noChangeAspect="1"/>
-                                          </wp:cNvGraphicFramePr>
-                                          <a:graphic xmlns:a="http://schemas.openxmlformats.org/drawingml/2006/main">
-                                            <a:graphicData uri="http://schemas.openxmlformats.org/drawingml/2006/picture">
-                                              <pic:pic xmlns:pic="http://schemas.openxmlformats.org/drawingml/2006/picture">
-                                                <pic:nvPicPr>
-                                                  <pic:cNvPr id="22" name="图片 4" descr="王建丽"/>
-                                                  <pic:cNvPicPr>
-                                                    <a:picLocks noChangeAspect="1"/>
-                                                  </pic:cNvPicPr>
-                                                </pic:nvPicPr>
-                                                <pic:blipFill>
-                                                  <a:blip r:embed="rId17">
-                                                    <a:clrChange>
-                                                      <a:clrFrom>
-                                                        <a:srgbClr val="FFFFFF">
-                                                          <a:alpha val="100000"/>
-                                                        </a:srgbClr>
-                                                      </a:clrFrom>
-                                                      <a:clrTo>
-                                                        <a:srgbClr val="FFFFFF">
-                                                          <a:alpha val="100000"/>
-                                                          <a:alpha val="0"/>
-                                                        </a:srgbClr>
-                                                      </a:clrTo>
-                                                    </a:clrChange>
-                                                  </a:blip>
-                                                  <a:stretch>
-                                                    <a:fillRect/>
-                                                  </a:stretch>
-                                                </pic:blipFill>
-                                                <pic:spPr>
-                                                  <a:xfrm>
-                                                    <a:off x="0" y="0"/>
-                                                    <a:ext cx="563245" cy="319405"/>
-                                                  </a:xfrm>
-                                                  <a:prstGeom prst="rect">
-                                                    <a:avLst/>
-                                                  </a:prstGeom>
-                                                </pic:spPr>
-                                              </pic:pic>
-                                            </a:graphicData>
-                                          </a:graphic>
-                                        </wp:inline>
-                                      </w:drawing>
-                                    </w:r>
-                                  </w:p>
-                                </w:tc>
-                              </w:tr>
-                              <w:tr>
-                                <w:tblPrEx>
-                                  <w:tblCellMar>
-                                    <w:top w:w="0" w:type="dxa"/>
-                                    <w:left w:w="0" w:type="dxa"/>
-                                    <w:bottom w:w="0" w:type="dxa"/>
-                                    <w:right w:w="0" w:type="dxa"/>
-                                  </w:tblCellMar>
-                                </w:tblPrEx>
-                                <w:trPr>
-                                  <w:trHeight w:val="457" w:hRule="exact"/>
-                                </w:trPr>
-                                <w:tc>
-                                  <w:tcPr>
-                                    <w:tcW w:w="835" w:type="dxa"/>
-                                    <w:vAlign w:val="center"/>
-                                  </w:tcPr>
-                                  <w:p>
-                                    <w:pPr>
-                                      <w:pStyle w:val="20"/>
-                                      <w:keepNext w:val="0"/>
-                                      <w:keepLines w:val="0"/>
-                                      <w:pageBreakBefore w:val="0"/>
-                                      <w:kinsoku/>
-                                      <w:wordWrap/>
-                                      <w:overflowPunct/>
-                                      <w:topLinePunct w:val="0"/>
-                                      <w:bidi w:val="0"/>
-                                      <w:adjustRightInd w:val="0"/>
-                                      <w:snapToGrid w:val="0"/>
-                                      <w:spacing w:line="240" w:lineRule="auto"/>
-                                      <w:ind w:left="13" w:right="165"/>
-                                      <w:jc w:val="both"/>
-                                      <w:textAlignment w:val="auto"/>
-                                      <w:rPr>
-                                        <w:rFonts w:ascii="Times New Roman" w:hAnsi="Times New Roman" w:cs="Times New Roman"/>
-                                        <w:b/>
-                                        <w:sz w:val="18"/>
-                                        <w:szCs w:val="18"/>
-                                      </w:rPr>
-                                    </w:pPr>
-                                    <w:r>
-                                      <w:rPr>
-                                        <w:rFonts w:ascii="Times New Roman" w:hAnsi="Times New Roman" w:cs="Times New Roman"/>
-                                        <w:b/>
-                                        <w:sz w:val="18"/>
-                                        <w:szCs w:val="18"/>
-                                      </w:rPr>
-                                      <w:t>日</w:t>
-                                    </w:r>
-                                    <w:r>
-                                      <w:rPr>
-                                        <w:rFonts w:ascii="Times New Roman" w:hAnsi="Times New Roman" w:cs="Times New Roman"/>
-                                        <w:b/>
-                                        <w:sz w:val="18"/>
-                                        <w:szCs w:val="18"/>
-                                        <w:lang w:eastAsia="zh-CN"/>
-                                      </w:rPr>
-                                      <w:t xml:space="preserve">  </w:t>
-                                    </w:r>
-                                    <w:r>
-                                      <w:rPr>
-                                        <w:rFonts w:ascii="Times New Roman" w:hAnsi="Times New Roman" w:cs="Times New Roman"/>
-                                        <w:b/>
-                                        <w:sz w:val="18"/>
-                                        <w:szCs w:val="18"/>
-                                      </w:rPr>
-                                      <w:t>期：</w:t>
-                                    </w:r>
-                                  </w:p>
-                                </w:tc>
-                                <w:tc>
-                                  <w:tcPr>
-                                    <w:tcW w:w="1308" w:type="dxa"/>
-                                    <w:vAlign w:val="center"/>
-                                  </w:tcPr>
-                                  <w:p>
-                                    <w:pPr>
-                                      <w:pStyle w:val="20"/>
-                                      <w:keepNext w:val="0"/>
-                                      <w:keepLines w:val="0"/>
-                                      <w:pageBreakBefore w:val="0"/>
-                                      <w:kinsoku/>
-                                      <w:wordWrap/>
-                                      <w:overflowPunct/>
-                                      <w:topLinePunct w:val="0"/>
-                                      <w:bidi w:val="0"/>
-                                      <w:adjustRightInd w:val="0"/>
-                                      <w:snapToGrid w:val="0"/>
-                                      <w:spacing w:line="240" w:lineRule="auto"/>
-                                      <w:jc w:val="both"/>
-                                      <w:textAlignment w:val="auto"/>
-                                      <w:rPr>
-                                        <w:rFonts w:ascii="Times New Roman" w:hAnsi="Times New Roman" w:cs="Times New Roman"/>
-                                        <w:sz w:val="18"/>
-                                        <w:szCs w:val="18"/>
-                                      </w:rPr>
-                                    </w:pPr>
-                                    <w:r>
-                                      <w:rPr>
-                                        <w:rFonts w:ascii="Times New Roman" w:hAnsi="Times New Roman" w:cs="Times New Roman"/>
-                                        <w:kern w:val="2"/>
-                                        <w:sz w:val="18"/>
-                                        <w:szCs w:val="18"/>
-                                        <w:lang w:eastAsia="zh-CN"/>
-                                      </w:rPr>
-                                      <w:t>{{ reportdate }}</w:t>
-                                    </w:r>
-                                  </w:p>
-                                </w:tc>
-                                <w:tc>
-                                  <w:tcPr>
-                                    <w:tcW w:w="912" w:type="dxa"/>
-                                    <w:vAlign w:val="center"/>
-                                  </w:tcPr>
-                                  <w:p>
-                                    <w:pPr>
-                                      <w:pStyle w:val="20"/>
-                                      <w:keepNext w:val="0"/>
-                                      <w:keepLines w:val="0"/>
-                                      <w:pageBreakBefore w:val="0"/>
-                                      <w:kinsoku/>
-                                      <w:wordWrap/>
-                                      <w:overflowPunct/>
-                                      <w:topLinePunct w:val="0"/>
-                                      <w:bidi w:val="0"/>
-                                      <w:adjustRightInd w:val="0"/>
-                                      <w:snapToGrid w:val="0"/>
-                                      <w:spacing w:line="240" w:lineRule="auto"/>
-                                      <w:jc w:val="both"/>
-                                      <w:textAlignment w:val="auto"/>
-                                      <w:rPr>
-                                        <w:rFonts w:ascii="Times New Roman" w:hAnsi="Times New Roman" w:cs="Times New Roman"/>
-                                        <w:b/>
-                                        <w:sz w:val="18"/>
-                                        <w:szCs w:val="18"/>
-                                      </w:rPr>
-                                    </w:pPr>
-                                    <w:r>
-                                      <w:rPr>
-                                        <w:rFonts w:ascii="Times New Roman" w:hAnsi="Times New Roman" w:cs="Times New Roman"/>
-                                        <w:b/>
-                                        <w:sz w:val="18"/>
-                                        <w:szCs w:val="18"/>
-                                      </w:rPr>
-                                      <w:t>日</w:t>
-                                    </w:r>
-                                    <w:r>
-                                      <w:rPr>
-                                        <w:rFonts w:ascii="Times New Roman" w:hAnsi="Times New Roman" w:cs="Times New Roman"/>
-                                        <w:b/>
-                                        <w:sz w:val="18"/>
-                                        <w:szCs w:val="18"/>
-                                        <w:lang w:eastAsia="zh-CN"/>
-                                      </w:rPr>
-                                      <w:t xml:space="preserve">  </w:t>
-                                    </w:r>
-                                    <w:r>
-                                      <w:rPr>
-                                        <w:rFonts w:ascii="Times New Roman" w:hAnsi="Times New Roman" w:cs="Times New Roman"/>
-                                        <w:b/>
-                                        <w:sz w:val="18"/>
-                                        <w:szCs w:val="18"/>
-                                      </w:rPr>
-                                      <w:t>期：</w:t>
-                                    </w:r>
-                                  </w:p>
-                                </w:tc>
-                                <w:tc>
-                                  <w:tcPr>
-                                    <w:tcW w:w="1488" w:type="dxa"/>
-                                    <w:vAlign w:val="center"/>
-                                  </w:tcPr>
-                                  <w:p>
-                                    <w:pPr>
-                                      <w:pStyle w:val="20"/>
-                                      <w:keepNext w:val="0"/>
-                                      <w:keepLines w:val="0"/>
-                                      <w:pageBreakBefore w:val="0"/>
-                                      <w:kinsoku/>
-                                      <w:wordWrap/>
-                                      <w:overflowPunct/>
-                                      <w:topLinePunct w:val="0"/>
-                                      <w:bidi w:val="0"/>
-                                      <w:adjustRightInd w:val="0"/>
-                                      <w:snapToGrid w:val="0"/>
-                                      <w:spacing w:line="240" w:lineRule="auto"/>
-                                      <w:ind w:right="15"/>
-                                      <w:jc w:val="both"/>
-                                      <w:textAlignment w:val="auto"/>
-                                      <w:rPr>
-                                        <w:rFonts w:ascii="Times New Roman" w:hAnsi="Times New Roman" w:cs="Times New Roman"/>
-                                        <w:sz w:val="18"/>
-                                        <w:szCs w:val="18"/>
-                                      </w:rPr>
-                                    </w:pPr>
-                                    <w:r>
-                                      <w:rPr>
-                                        <w:rFonts w:ascii="Times New Roman" w:hAnsi="Times New Roman" w:cs="Times New Roman"/>
-                                        <w:kern w:val="2"/>
-                                        <w:sz w:val="18"/>
-                                        <w:szCs w:val="18"/>
-                                        <w:lang w:eastAsia="zh-CN"/>
-                                      </w:rPr>
-                                      <w:t>{{ reportdate }}</w:t>
-                                    </w:r>
-                                  </w:p>
-                                </w:tc>
-                              </w:tr>
-                            </w:tbl>
-                            <w:p>
-                              <w:pPr>
-                                <w:keepNext w:val="0"/>
-                                <w:keepLines w:val="0"/>
-                                <w:pageBreakBefore w:val="0"/>
                                 <w:widowControl/>
                                 <w:kinsoku/>
                                 <w:wordWrap/>
@@ -18383,15 +17684,6 @@
                                   <w:lang w:val="en-US" w:eastAsia="zh-CN" w:bidi="ar-SA"/>
                                 </w:rPr>
                               </w:pPr>
-                              <w:r>
-                                <w:rPr>
-                                  <w:rFonts w:hint="eastAsia" w:ascii="Times New Roman" w:hAnsi="Times New Roman" w:eastAsia="微软雅黑" w:cs="Times New Roman"/>
-                                  <w:sz w:val="18"/>
-                                  <w:szCs w:val="18"/>
-                                  <w:lang w:eastAsia="zh-CN"/>
-                                </w:rPr>
-                                <w:t>{% endif %}</w:t>
-                              </w:r>
                             </w:p>
                           </w:txbxContent>
                         </wps:txbx>
@@ -18407,7 +17699,7 @@
                           </pic:cNvPicPr>
                         </pic:nvPicPr>
                         <pic:blipFill>
-                          <a:blip r:embed="rId19">
+                          <a:blip r:embed="rId18">
                             <a:extLst>
                               <a:ext uri="{28A0092B-C50C-407E-A947-70E740481C1C}">
                                 <a14:useLocalDpi xmlns:a14="http://schemas.microsoft.com/office/drawing/2010/main" val="0"/>
@@ -18421,7 +17713,7 @@
                         </pic:blipFill>
                         <pic:spPr>
                           <a:xfrm>
-                            <a:off x="6851" y="809759"/>
+                            <a:off x="6851" y="809439"/>
                             <a:ext cx="1098" cy="1098"/>
                           </a:xfrm>
                           <a:prstGeom prst="rect">
@@ -18441,7 +17733,7 @@
           </mc:Choice>
           <mc:Fallback>
             <w:pict>
-              <v:group id="_x0000_s1026" o:spid="_x0000_s1026" o:spt="203" style="position:absolute;left:0pt;margin-left:-47.25pt;margin-top:-45.15pt;height:468.4pt;width:239.4pt;z-index:251668480;mso-width-relative:page;mso-height-relative:page;" coordorigin="3698,805112" coordsize="4788,9368" o:gfxdata="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">
+              <v:group id="_x0000_s1026" o:spid="_x0000_s1026" o:spt="203" style="position:absolute;left:0pt;margin-left:-47.25pt;margin-top:-45.15pt;height:468.45pt;width:239.4pt;z-index:251667456;mso-width-relative:page;mso-height-relative:page;" coordorigin="3698,805112" coordsize="4788,9369" o:gfxdata="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">
                 <o:lock v:ext="edit" aspectratio="f"/>
                 <v:shape id="_x0000_s1026" o:spid="_x0000_s1026" o:spt="202" type="#_x0000_t202" style="position:absolute;left:3698;top:805112;height:9369;width:4788;" fillcolor="#FFFFFF [3201]" filled="t" stroked="f" coordsize="21600,21600" o:gfxdata="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">
                   <v:fill on="t" focussize="0,0"/>
@@ -18858,7 +18150,7 @@
                                       </pic:cNvPicPr>
                                     </pic:nvPicPr>
                                     <pic:blipFill>
-                                      <a:blip r:embed="rId11"/>
+                                      <a:blip r:embed="rId12"/>
                                       <a:srcRect/>
                                       <a:stretch>
                                         <a:fillRect/>
@@ -19253,44 +18545,6 @@
                           <w:textAlignment w:val="auto"/>
                           <w:rPr>
                             <w:rFonts w:hint="default" w:ascii="Times New Roman" w:hAnsi="Times New Roman" w:eastAsia="微软雅黑" w:cs="Times New Roman"/>
-                            <w:color w:val="auto"/>
-                            <w:sz w:val="24"/>
-                            <w:szCs w:val="24"/>
-                            <w:lang w:eastAsia="zh-CN"/>
-                          </w:rPr>
-                        </w:pPr>
-                        <w:r>
-                          <w:rPr>
-                            <w:rFonts w:hint="default" w:ascii="Times New Roman" w:hAnsi="Times New Roman" w:eastAsia="微软雅黑" w:cs="Times New Roman"/>
-                            <w:color w:val="auto"/>
-                            <w:sz w:val="24"/>
-                            <w:szCs w:val="24"/>
-                            <w:lang w:eastAsia="zh-CN"/>
-                          </w:rPr>
-                          <w:t>{% if testedby == “1” %}</w:t>
-                        </w:r>
-                      </w:p>
-                      <w:p>
-                        <w:pPr>
-                          <w:keepNext w:val="0"/>
-                          <w:keepLines w:val="0"/>
-                          <w:pageBreakBefore w:val="0"/>
-                          <w:numPr>
-                            <w:ilvl w:val="0"/>
-                            <w:numId w:val="0"/>
-                          </w:numPr>
-                          <w:kinsoku/>
-                          <w:wordWrap/>
-                          <w:overflowPunct/>
-                          <w:topLinePunct w:val="0"/>
-                          <w:bidi w:val="0"/>
-                          <w:adjustRightInd w:val="0"/>
-                          <w:snapToGrid w:val="0"/>
-                          <w:spacing w:line="240" w:lineRule="auto"/>
-                          <w:ind w:leftChars="0"/>
-                          <w:textAlignment w:val="auto"/>
-                          <w:rPr>
-                            <w:rFonts w:hint="default" w:ascii="Times New Roman" w:hAnsi="Times New Roman" w:eastAsia="微软雅黑" w:cs="Times New Roman"/>
                             <w:sz w:val="24"/>
                             <w:szCs w:val="24"/>
                             <w:lang w:eastAsia="zh-CN"/>
@@ -19398,14 +18652,13 @@
                               </w:pPr>
                               <w:r>
                                 <w:rPr>
-                                  <w:sz w:val="18"/>
-                                  <w:szCs w:val="18"/>
+                                  <w:sz w:val="28"/>
                                 </w:rPr>
                                 <w:drawing>
                                   <wp:inline distT="0" distB="0" distL="114300" distR="114300">
-                                    <wp:extent cx="655955" cy="294640"/>
-                                    <wp:effectExtent l="0" t="0" r="14605" b="10160"/>
-                                    <wp:docPr id="6" name="图片 6" descr="蔡冬雪"/>
+                                    <wp:extent cx="525145" cy="252095"/>
+                                    <wp:effectExtent l="0" t="0" r="8255" b="6350"/>
+                                    <wp:docPr id="5" name="图片 1" descr="IMG_256"/>
                                     <wp:cNvGraphicFramePr>
                                       <a:graphicFrameLocks xmlns:a="http://schemas.openxmlformats.org/drawingml/2006/main" noChangeAspect="1"/>
                                     </wp:cNvGraphicFramePr>
@@ -19413,28 +18666,14 @@
                                       <a:graphicData uri="http://schemas.openxmlformats.org/drawingml/2006/picture">
                                         <pic:pic xmlns:pic="http://schemas.openxmlformats.org/drawingml/2006/picture">
                                           <pic:nvPicPr>
-                                            <pic:cNvPr id="6" name="图片 6" descr="蔡冬雪"/>
+                                            <pic:cNvPr id="5" name="图片 1" descr="IMG_256"/>
                                             <pic:cNvPicPr>
                                               <a:picLocks noChangeAspect="1"/>
                                             </pic:cNvPicPr>
                                           </pic:nvPicPr>
                                           <pic:blipFill>
-                                            <a:blip r:embed="rId16">
-                                              <a:clrChange>
-                                                <a:clrFrom>
-                                                  <a:srgbClr val="FFFFFF">
-                                                    <a:alpha val="100000"/>
-                                                  </a:srgbClr>
-                                                </a:clrFrom>
-                                                <a:clrTo>
-                                                  <a:srgbClr val="FFFFFF">
-                                                    <a:alpha val="100000"/>
-                                                    <a:alpha val="0"/>
-                                                  </a:srgbClr>
-                                                </a:clrTo>
-                                              </a:clrChange>
-                                            </a:blip>
-                                            <a:srcRect l="18656" t="33322" r="18897" b="26699"/>
+                                            <a:blip r:embed="rId16"/>
+                                            <a:srcRect t="6992" r="30292"/>
                                             <a:stretch>
                                               <a:fillRect/>
                                             </a:stretch>
@@ -19442,11 +18681,15 @@
                                           <pic:spPr>
                                             <a:xfrm>
                                               <a:off x="0" y="0"/>
-                                              <a:ext cx="655955" cy="294640"/>
+                                              <a:ext cx="525145" cy="252095"/>
                                             </a:xfrm>
                                             <a:prstGeom prst="rect">
                                               <a:avLst/>
                                             </a:prstGeom>
+                                            <a:noFill/>
+                                            <a:ln w="9525">
+                                              <a:noFill/>
+                                            </a:ln>
                                           </pic:spPr>
                                         </pic:pic>
                                       </a:graphicData>
@@ -19809,605 +19052,6 @@
                           <w:keepNext w:val="0"/>
                           <w:keepLines w:val="0"/>
                           <w:pageBreakBefore w:val="0"/>
-                          <w:kinsoku/>
-                          <w:wordWrap/>
-                          <w:overflowPunct/>
-                          <w:topLinePunct w:val="0"/>
-                          <w:bidi w:val="0"/>
-                          <w:adjustRightInd w:val="0"/>
-                          <w:snapToGrid w:val="0"/>
-                          <w:spacing w:line="240" w:lineRule="auto"/>
-                          <w:textAlignment w:val="auto"/>
-                          <w:rPr>
-                            <w:rFonts w:hint="default"/>
-                            <w:sz w:val="18"/>
-                            <w:szCs w:val="18"/>
-                            <w:lang w:val="en-US" w:eastAsia="zh-CN"/>
-                          </w:rPr>
-                        </w:pPr>
-                        <w:r>
-                          <w:rPr>
-                            <w:rFonts w:hint="eastAsia" w:ascii="Times New Roman" w:hAnsi="Times New Roman" w:eastAsia="微软雅黑" w:cs="Times New Roman"/>
-                            <w:sz w:val="18"/>
-                            <w:szCs w:val="18"/>
-                            <w:lang w:eastAsia="zh-CN"/>
-                          </w:rPr>
-                          <w:t xml:space="preserve">{% endif %}{% if testedby == </w:t>
-                        </w:r>
-                        <w:r>
-                          <w:rPr>
-                            <w:rFonts w:ascii="Times New Roman" w:hAnsi="Times New Roman" w:eastAsia="微软雅黑" w:cs="Times New Roman"/>
-                            <w:sz w:val="18"/>
-                            <w:szCs w:val="18"/>
-                            <w:lang w:eastAsia="zh-CN"/>
-                          </w:rPr>
-                          <w:t>“</w:t>
-                        </w:r>
-                        <w:r>
-                          <w:rPr>
-                            <w:rFonts w:hint="eastAsia" w:ascii="Times New Roman" w:hAnsi="Times New Roman" w:eastAsia="微软雅黑" w:cs="Times New Roman"/>
-                            <w:sz w:val="18"/>
-                            <w:szCs w:val="18"/>
-                            <w:lang w:eastAsia="zh-CN"/>
-                          </w:rPr>
-                          <w:t>2</w:t>
-                        </w:r>
-                        <w:r>
-                          <w:rPr>
-                            <w:rFonts w:ascii="Times New Roman" w:hAnsi="Times New Roman" w:eastAsia="微软雅黑" w:cs="Times New Roman"/>
-                            <w:sz w:val="18"/>
-                            <w:szCs w:val="18"/>
-                            <w:lang w:eastAsia="zh-CN"/>
-                          </w:rPr>
-                          <w:t>”</w:t>
-                        </w:r>
-                        <w:r>
-                          <w:rPr>
-                            <w:rFonts w:hint="eastAsia" w:ascii="Times New Roman" w:hAnsi="Times New Roman" w:eastAsia="微软雅黑" w:cs="Times New Roman"/>
-                            <w:sz w:val="18"/>
-                            <w:szCs w:val="18"/>
-                            <w:lang w:eastAsia="zh-CN"/>
-                          </w:rPr>
-                          <w:t xml:space="preserve"> %}</w:t>
-                        </w:r>
-                      </w:p>
-                      <w:p>
-                        <w:pPr>
-                          <w:keepNext w:val="0"/>
-                          <w:keepLines w:val="0"/>
-                          <w:pageBreakBefore w:val="0"/>
-                          <w:kinsoku/>
-                          <w:wordWrap/>
-                          <w:overflowPunct/>
-                          <w:topLinePunct w:val="0"/>
-                          <w:bidi w:val="0"/>
-                          <w:adjustRightInd w:val="0"/>
-                          <w:snapToGrid w:val="0"/>
-                          <w:spacing w:line="240" w:lineRule="auto"/>
-                          <w:textAlignment w:val="auto"/>
-                          <w:rPr>
-                            <w:sz w:val="18"/>
-                            <w:szCs w:val="18"/>
-                            <w:lang w:eastAsia="zh-CN"/>
-                          </w:rPr>
-                        </w:pPr>
-                      </w:p>
-                      <w:tbl>
-                        <w:tblPr>
-                          <w:tblStyle w:val="36"/>
-                          <w:tblW w:w="4543" w:type="dxa"/>
-                          <w:tblInd w:w="0" w:type="dxa"/>
-                          <w:tblLayout w:type="fixed"/>
-                          <w:tblCellMar>
-                            <w:top w:w="0" w:type="dxa"/>
-                            <w:left w:w="0" w:type="dxa"/>
-                            <w:bottom w:w="0" w:type="dxa"/>
-                            <w:right w:w="0" w:type="dxa"/>
-                          </w:tblCellMar>
-                        </w:tblPr>
-                        <w:tblGrid>
-                          <w:gridCol w:w="835"/>
-                          <w:gridCol w:w="1308"/>
-                          <w:gridCol w:w="912"/>
-                          <w:gridCol w:w="1488"/>
-                        </w:tblGrid>
-                        <w:tr>
-                          <w:tblPrEx>
-                            <w:tblCellMar>
-                              <w:top w:w="0" w:type="dxa"/>
-                              <w:left w:w="0" w:type="dxa"/>
-                              <w:bottom w:w="0" w:type="dxa"/>
-                              <w:right w:w="0" w:type="dxa"/>
-                            </w:tblCellMar>
-                          </w:tblPrEx>
-                          <w:trPr>
-                            <w:trHeight w:val="441" w:hRule="exact"/>
-                          </w:trPr>
-                          <w:tc>
-                            <w:tcPr>
-                              <w:tcW w:w="835" w:type="dxa"/>
-                              <w:vAlign w:val="center"/>
-                            </w:tcPr>
-                            <w:p>
-                              <w:pPr>
-                                <w:pStyle w:val="20"/>
-                                <w:keepNext w:val="0"/>
-                                <w:keepLines w:val="0"/>
-                                <w:pageBreakBefore w:val="0"/>
-                                <w:kinsoku/>
-                                <w:wordWrap/>
-                                <w:overflowPunct/>
-                                <w:topLinePunct w:val="0"/>
-                                <w:bidi w:val="0"/>
-                                <w:adjustRightInd w:val="0"/>
-                                <w:snapToGrid w:val="0"/>
-                                <w:spacing w:line="240" w:lineRule="auto"/>
-                                <w:ind w:left="13" w:right="95"/>
-                                <w:jc w:val="both"/>
-                                <w:textAlignment w:val="auto"/>
-                                <w:rPr>
-                                  <w:rFonts w:ascii="Times New Roman" w:hAnsi="Times New Roman" w:cs="Times New Roman"/>
-                                  <w:b/>
-                                  <w:sz w:val="18"/>
-                                  <w:szCs w:val="18"/>
-                                </w:rPr>
-                              </w:pPr>
-                              <w:r>
-                                <w:rPr>
-                                  <w:rFonts w:ascii="Times New Roman" w:hAnsi="Times New Roman" w:cs="Times New Roman"/>
-                                  <w:b/>
-                                  <w:sz w:val="18"/>
-                                  <w:szCs w:val="18"/>
-                                </w:rPr>
-                                <w:t>检测人：</w:t>
-                              </w:r>
-                            </w:p>
-                          </w:tc>
-                          <w:tc>
-                            <w:tcPr>
-                              <w:tcW w:w="1308" w:type="dxa"/>
-                              <w:vAlign w:val="center"/>
-                            </w:tcPr>
-                            <w:p>
-                              <w:pPr>
-                                <w:pStyle w:val="20"/>
-                                <w:keepNext w:val="0"/>
-                                <w:keepLines w:val="0"/>
-                                <w:pageBreakBefore w:val="0"/>
-                                <w:kinsoku/>
-                                <w:wordWrap/>
-                                <w:overflowPunct/>
-                                <w:topLinePunct w:val="0"/>
-                                <w:bidi w:val="0"/>
-                                <w:adjustRightInd w:val="0"/>
-                                <w:snapToGrid w:val="0"/>
-                                <w:spacing w:line="240" w:lineRule="auto"/>
-                                <w:jc w:val="both"/>
-                                <w:textAlignment w:val="auto"/>
-                                <w:rPr>
-                                  <w:rFonts w:ascii="Times New Roman" w:hAnsi="Times New Roman" w:cs="Times New Roman"/>
-                                  <w:b/>
-                                  <w:sz w:val="18"/>
-                                  <w:szCs w:val="18"/>
-                                </w:rPr>
-                              </w:pPr>
-                              <w:r>
-                                <w:rPr>
-                                  <w:sz w:val="18"/>
-                                  <w:szCs w:val="18"/>
-                                </w:rPr>
-                                <w:drawing>
-                                  <wp:inline distT="0" distB="0" distL="114300" distR="114300">
-                                    <wp:extent cx="604520" cy="325755"/>
-                                    <wp:effectExtent l="0" t="0" r="0" b="0"/>
-                                    <wp:docPr id="8" name="图片 1"/>
-                                    <wp:cNvGraphicFramePr>
-                                      <a:graphicFrameLocks xmlns:a="http://schemas.openxmlformats.org/drawingml/2006/main" noChangeAspect="1"/>
-                                    </wp:cNvGraphicFramePr>
-                                    <a:graphic xmlns:a="http://schemas.openxmlformats.org/drawingml/2006/main">
-                                      <a:graphicData uri="http://schemas.openxmlformats.org/drawingml/2006/picture">
-                                        <pic:pic xmlns:pic="http://schemas.openxmlformats.org/drawingml/2006/picture">
-                                          <pic:nvPicPr>
-                                            <pic:cNvPr id="8" name="图片 1"/>
-                                            <pic:cNvPicPr>
-                                              <a:picLocks noChangeAspect="1"/>
-                                            </pic:cNvPicPr>
-                                          </pic:nvPicPr>
-                                          <pic:blipFill>
-                                            <a:blip r:embed="rId18">
-                                              <a:clrChange>
-                                                <a:clrFrom>
-                                                  <a:srgbClr val="FFFFFF">
-                                                    <a:alpha val="100000"/>
-                                                  </a:srgbClr>
-                                                </a:clrFrom>
-                                                <a:clrTo>
-                                                  <a:srgbClr val="FFFFFF">
-                                                    <a:alpha val="100000"/>
-                                                    <a:alpha val="0"/>
-                                                  </a:srgbClr>
-                                                </a:clrTo>
-                                              </a:clrChange>
-                                            </a:blip>
-                                            <a:srcRect l="10922" t="11667"/>
-                                            <a:stretch>
-                                              <a:fillRect/>
-                                            </a:stretch>
-                                          </pic:blipFill>
-                                          <pic:spPr>
-                                            <a:xfrm>
-                                              <a:off x="0" y="0"/>
-                                              <a:ext cx="604520" cy="325755"/>
-                                            </a:xfrm>
-                                            <a:prstGeom prst="rect">
-                                              <a:avLst/>
-                                            </a:prstGeom>
-                                            <a:noFill/>
-                                            <a:ln>
-                                              <a:noFill/>
-                                            </a:ln>
-                                          </pic:spPr>
-                                        </pic:pic>
-                                      </a:graphicData>
-                                    </a:graphic>
-                                  </wp:inline>
-                                </w:drawing>
-                              </w:r>
-                            </w:p>
-                          </w:tc>
-                          <w:tc>
-                            <w:tcPr>
-                              <w:tcW w:w="912" w:type="dxa"/>
-                              <w:vAlign w:val="center"/>
-                            </w:tcPr>
-                            <w:p>
-                              <w:pPr>
-                                <w:pStyle w:val="20"/>
-                                <w:keepNext w:val="0"/>
-                                <w:keepLines w:val="0"/>
-                                <w:pageBreakBefore w:val="0"/>
-                                <w:kinsoku/>
-                                <w:wordWrap/>
-                                <w:overflowPunct/>
-                                <w:topLinePunct w:val="0"/>
-                                <w:bidi w:val="0"/>
-                                <w:adjustRightInd w:val="0"/>
-                                <w:snapToGrid w:val="0"/>
-                                <w:spacing w:line="240" w:lineRule="auto"/>
-                                <w:jc w:val="both"/>
-                                <w:textAlignment w:val="auto"/>
-                                <w:rPr>
-                                  <w:rFonts w:ascii="Times New Roman" w:hAnsi="Times New Roman" w:cs="Times New Roman"/>
-                                  <w:b/>
-                                  <w:sz w:val="18"/>
-                                  <w:szCs w:val="18"/>
-                                </w:rPr>
-                              </w:pPr>
-                              <w:r>
-                                <w:rPr>
-                                  <w:rFonts w:ascii="Times New Roman" w:hAnsi="Times New Roman" w:cs="Times New Roman"/>
-                                  <w:b/>
-                                  <w:sz w:val="18"/>
-                                  <w:szCs w:val="18"/>
-                                </w:rPr>
-                                <w:t>复核人</w:t>
-                              </w:r>
-                              <w:r>
-                                <w:rPr>
-                                  <w:rFonts w:ascii="Times New Roman" w:hAnsi="Times New Roman" w:cs="Times New Roman"/>
-                                  <w:b/>
-                                  <w:sz w:val="18"/>
-                                  <w:szCs w:val="18"/>
-                                  <w:lang w:eastAsia="zh-CN"/>
-                                </w:rPr>
-                                <w:t>：</w:t>
-                              </w:r>
-                            </w:p>
-                          </w:tc>
-                          <w:tc>
-                            <w:tcPr>
-                              <w:tcW w:w="1488" w:type="dxa"/>
-                              <w:vAlign w:val="center"/>
-                            </w:tcPr>
-                            <w:p>
-                              <w:pPr>
-                                <w:pStyle w:val="20"/>
-                                <w:keepNext w:val="0"/>
-                                <w:keepLines w:val="0"/>
-                                <w:pageBreakBefore w:val="0"/>
-                                <w:kinsoku/>
-                                <w:wordWrap/>
-                                <w:overflowPunct/>
-                                <w:topLinePunct w:val="0"/>
-                                <w:bidi w:val="0"/>
-                                <w:adjustRightInd w:val="0"/>
-                                <w:snapToGrid w:val="0"/>
-                                <w:spacing w:line="240" w:lineRule="auto"/>
-                                <w:ind w:right="15"/>
-                                <w:jc w:val="both"/>
-                                <w:textAlignment w:val="auto"/>
-                                <w:rPr>
-                                  <w:rFonts w:ascii="Times New Roman" w:hAnsi="Times New Roman" w:cs="Times New Roman"/>
-                                  <w:b/>
-                                  <w:sz w:val="18"/>
-                                  <w:szCs w:val="18"/>
-                                </w:rPr>
-                              </w:pPr>
-                              <w:r>
-                                <w:rPr>
-                                  <w:sz w:val="18"/>
-                                  <w:szCs w:val="18"/>
-                                </w:rPr>
-                                <w:drawing>
-                                  <wp:inline distT="0" distB="0" distL="114300" distR="114300">
-                                    <wp:extent cx="563245" cy="319405"/>
-                                    <wp:effectExtent l="0" t="0" r="0" b="635"/>
-                                    <wp:docPr id="22" name="图片 4" descr="王建丽"/>
-                                    <wp:cNvGraphicFramePr>
-                                      <a:graphicFrameLocks xmlns:a="http://schemas.openxmlformats.org/drawingml/2006/main" noChangeAspect="1"/>
-                                    </wp:cNvGraphicFramePr>
-                                    <a:graphic xmlns:a="http://schemas.openxmlformats.org/drawingml/2006/main">
-                                      <a:graphicData uri="http://schemas.openxmlformats.org/drawingml/2006/picture">
-                                        <pic:pic xmlns:pic="http://schemas.openxmlformats.org/drawingml/2006/picture">
-                                          <pic:nvPicPr>
-                                            <pic:cNvPr id="22" name="图片 4" descr="王建丽"/>
-                                            <pic:cNvPicPr>
-                                              <a:picLocks noChangeAspect="1"/>
-                                            </pic:cNvPicPr>
-                                          </pic:nvPicPr>
-                                          <pic:blipFill>
-                                            <a:blip r:embed="rId17">
-                                              <a:clrChange>
-                                                <a:clrFrom>
-                                                  <a:srgbClr val="FFFFFF">
-                                                    <a:alpha val="100000"/>
-                                                  </a:srgbClr>
-                                                </a:clrFrom>
-                                                <a:clrTo>
-                                                  <a:srgbClr val="FFFFFF">
-                                                    <a:alpha val="100000"/>
-                                                    <a:alpha val="0"/>
-                                                  </a:srgbClr>
-                                                </a:clrTo>
-                                              </a:clrChange>
-                                            </a:blip>
-                                            <a:stretch>
-                                              <a:fillRect/>
-                                            </a:stretch>
-                                          </pic:blipFill>
-                                          <pic:spPr>
-                                            <a:xfrm>
-                                              <a:off x="0" y="0"/>
-                                              <a:ext cx="563245" cy="319405"/>
-                                            </a:xfrm>
-                                            <a:prstGeom prst="rect">
-                                              <a:avLst/>
-                                            </a:prstGeom>
-                                          </pic:spPr>
-                                        </pic:pic>
-                                      </a:graphicData>
-                                    </a:graphic>
-                                  </wp:inline>
-                                </w:drawing>
-                              </w:r>
-                            </w:p>
-                          </w:tc>
-                        </w:tr>
-                        <w:tr>
-                          <w:tblPrEx>
-                            <w:tblCellMar>
-                              <w:top w:w="0" w:type="dxa"/>
-                              <w:left w:w="0" w:type="dxa"/>
-                              <w:bottom w:w="0" w:type="dxa"/>
-                              <w:right w:w="0" w:type="dxa"/>
-                            </w:tblCellMar>
-                          </w:tblPrEx>
-                          <w:trPr>
-                            <w:trHeight w:val="457" w:hRule="exact"/>
-                          </w:trPr>
-                          <w:tc>
-                            <w:tcPr>
-                              <w:tcW w:w="835" w:type="dxa"/>
-                              <w:vAlign w:val="center"/>
-                            </w:tcPr>
-                            <w:p>
-                              <w:pPr>
-                                <w:pStyle w:val="20"/>
-                                <w:keepNext w:val="0"/>
-                                <w:keepLines w:val="0"/>
-                                <w:pageBreakBefore w:val="0"/>
-                                <w:kinsoku/>
-                                <w:wordWrap/>
-                                <w:overflowPunct/>
-                                <w:topLinePunct w:val="0"/>
-                                <w:bidi w:val="0"/>
-                                <w:adjustRightInd w:val="0"/>
-                                <w:snapToGrid w:val="0"/>
-                                <w:spacing w:line="240" w:lineRule="auto"/>
-                                <w:ind w:left="13" w:right="165"/>
-                                <w:jc w:val="both"/>
-                                <w:textAlignment w:val="auto"/>
-                                <w:rPr>
-                                  <w:rFonts w:ascii="Times New Roman" w:hAnsi="Times New Roman" w:cs="Times New Roman"/>
-                                  <w:b/>
-                                  <w:sz w:val="18"/>
-                                  <w:szCs w:val="18"/>
-                                </w:rPr>
-                              </w:pPr>
-                              <w:r>
-                                <w:rPr>
-                                  <w:rFonts w:ascii="Times New Roman" w:hAnsi="Times New Roman" w:cs="Times New Roman"/>
-                                  <w:b/>
-                                  <w:sz w:val="18"/>
-                                  <w:szCs w:val="18"/>
-                                </w:rPr>
-                                <w:t>日</w:t>
-                              </w:r>
-                              <w:r>
-                                <w:rPr>
-                                  <w:rFonts w:ascii="Times New Roman" w:hAnsi="Times New Roman" w:cs="Times New Roman"/>
-                                  <w:b/>
-                                  <w:sz w:val="18"/>
-                                  <w:szCs w:val="18"/>
-                                  <w:lang w:eastAsia="zh-CN"/>
-                                </w:rPr>
-                                <w:t xml:space="preserve">  </w:t>
-                              </w:r>
-                              <w:r>
-                                <w:rPr>
-                                  <w:rFonts w:ascii="Times New Roman" w:hAnsi="Times New Roman" w:cs="Times New Roman"/>
-                                  <w:b/>
-                                  <w:sz w:val="18"/>
-                                  <w:szCs w:val="18"/>
-                                </w:rPr>
-                                <w:t>期：</w:t>
-                              </w:r>
-                            </w:p>
-                          </w:tc>
-                          <w:tc>
-                            <w:tcPr>
-                              <w:tcW w:w="1308" w:type="dxa"/>
-                              <w:vAlign w:val="center"/>
-                            </w:tcPr>
-                            <w:p>
-                              <w:pPr>
-                                <w:pStyle w:val="20"/>
-                                <w:keepNext w:val="0"/>
-                                <w:keepLines w:val="0"/>
-                                <w:pageBreakBefore w:val="0"/>
-                                <w:kinsoku/>
-                                <w:wordWrap/>
-                                <w:overflowPunct/>
-                                <w:topLinePunct w:val="0"/>
-                                <w:bidi w:val="0"/>
-                                <w:adjustRightInd w:val="0"/>
-                                <w:snapToGrid w:val="0"/>
-                                <w:spacing w:line="240" w:lineRule="auto"/>
-                                <w:jc w:val="both"/>
-                                <w:textAlignment w:val="auto"/>
-                                <w:rPr>
-                                  <w:rFonts w:ascii="Times New Roman" w:hAnsi="Times New Roman" w:cs="Times New Roman"/>
-                                  <w:sz w:val="18"/>
-                                  <w:szCs w:val="18"/>
-                                </w:rPr>
-                              </w:pPr>
-                              <w:r>
-                                <w:rPr>
-                                  <w:rFonts w:ascii="Times New Roman" w:hAnsi="Times New Roman" w:cs="Times New Roman"/>
-                                  <w:kern w:val="2"/>
-                                  <w:sz w:val="18"/>
-                                  <w:szCs w:val="18"/>
-                                  <w:lang w:eastAsia="zh-CN"/>
-                                </w:rPr>
-                                <w:t>{{ reportdate }}</w:t>
-                              </w:r>
-                            </w:p>
-                          </w:tc>
-                          <w:tc>
-                            <w:tcPr>
-                              <w:tcW w:w="912" w:type="dxa"/>
-                              <w:vAlign w:val="center"/>
-                            </w:tcPr>
-                            <w:p>
-                              <w:pPr>
-                                <w:pStyle w:val="20"/>
-                                <w:keepNext w:val="0"/>
-                                <w:keepLines w:val="0"/>
-                                <w:pageBreakBefore w:val="0"/>
-                                <w:kinsoku/>
-                                <w:wordWrap/>
-                                <w:overflowPunct/>
-                                <w:topLinePunct w:val="0"/>
-                                <w:bidi w:val="0"/>
-                                <w:adjustRightInd w:val="0"/>
-                                <w:snapToGrid w:val="0"/>
-                                <w:spacing w:line="240" w:lineRule="auto"/>
-                                <w:jc w:val="both"/>
-                                <w:textAlignment w:val="auto"/>
-                                <w:rPr>
-                                  <w:rFonts w:ascii="Times New Roman" w:hAnsi="Times New Roman" w:cs="Times New Roman"/>
-                                  <w:b/>
-                                  <w:sz w:val="18"/>
-                                  <w:szCs w:val="18"/>
-                                </w:rPr>
-                              </w:pPr>
-                              <w:r>
-                                <w:rPr>
-                                  <w:rFonts w:ascii="Times New Roman" w:hAnsi="Times New Roman" w:cs="Times New Roman"/>
-                                  <w:b/>
-                                  <w:sz w:val="18"/>
-                                  <w:szCs w:val="18"/>
-                                </w:rPr>
-                                <w:t>日</w:t>
-                              </w:r>
-                              <w:r>
-                                <w:rPr>
-                                  <w:rFonts w:ascii="Times New Roman" w:hAnsi="Times New Roman" w:cs="Times New Roman"/>
-                                  <w:b/>
-                                  <w:sz w:val="18"/>
-                                  <w:szCs w:val="18"/>
-                                  <w:lang w:eastAsia="zh-CN"/>
-                                </w:rPr>
-                                <w:t xml:space="preserve">  </w:t>
-                              </w:r>
-                              <w:r>
-                                <w:rPr>
-                                  <w:rFonts w:ascii="Times New Roman" w:hAnsi="Times New Roman" w:cs="Times New Roman"/>
-                                  <w:b/>
-                                  <w:sz w:val="18"/>
-                                  <w:szCs w:val="18"/>
-                                </w:rPr>
-                                <w:t>期：</w:t>
-                              </w:r>
-                            </w:p>
-                          </w:tc>
-                          <w:tc>
-                            <w:tcPr>
-                              <w:tcW w:w="1488" w:type="dxa"/>
-                              <w:vAlign w:val="center"/>
-                            </w:tcPr>
-                            <w:p>
-                              <w:pPr>
-                                <w:pStyle w:val="20"/>
-                                <w:keepNext w:val="0"/>
-                                <w:keepLines w:val="0"/>
-                                <w:pageBreakBefore w:val="0"/>
-                                <w:kinsoku/>
-                                <w:wordWrap/>
-                                <w:overflowPunct/>
-                                <w:topLinePunct w:val="0"/>
-                                <w:bidi w:val="0"/>
-                                <w:adjustRightInd w:val="0"/>
-                                <w:snapToGrid w:val="0"/>
-                                <w:spacing w:line="240" w:lineRule="auto"/>
-                                <w:ind w:right="15"/>
-                                <w:jc w:val="both"/>
-                                <w:textAlignment w:val="auto"/>
-                                <w:rPr>
-                                  <w:rFonts w:ascii="Times New Roman" w:hAnsi="Times New Roman" w:cs="Times New Roman"/>
-                                  <w:sz w:val="18"/>
-                                  <w:szCs w:val="18"/>
-                                </w:rPr>
-                              </w:pPr>
-                              <w:r>
-                                <w:rPr>
-                                  <w:rFonts w:ascii="Times New Roman" w:hAnsi="Times New Roman" w:cs="Times New Roman"/>
-                                  <w:kern w:val="2"/>
-                                  <w:sz w:val="18"/>
-                                  <w:szCs w:val="18"/>
-                                  <w:lang w:eastAsia="zh-CN"/>
-                                </w:rPr>
-                                <w:t>{{ reportdate }}</w:t>
-                              </w:r>
-                            </w:p>
-                          </w:tc>
-                        </w:tr>
-                      </w:tbl>
-                      <w:p>
-                        <w:pPr>
-                          <w:keepNext w:val="0"/>
-                          <w:keepLines w:val="0"/>
-                          <w:pageBreakBefore w:val="0"/>
                           <w:widowControl/>
                           <w:kinsoku/>
                           <w:wordWrap/>
@@ -20425,23 +19069,14 @@
                             <w:lang w:val="en-US" w:eastAsia="zh-CN" w:bidi="ar-SA"/>
                           </w:rPr>
                         </w:pPr>
-                        <w:r>
-                          <w:rPr>
-                            <w:rFonts w:hint="eastAsia" w:ascii="Times New Roman" w:hAnsi="Times New Roman" w:eastAsia="微软雅黑" w:cs="Times New Roman"/>
-                            <w:sz w:val="18"/>
-                            <w:szCs w:val="18"/>
-                            <w:lang w:eastAsia="zh-CN"/>
-                          </w:rPr>
-                          <w:t>{% endif %}</w:t>
-                        </w:r>
                       </w:p>
                     </w:txbxContent>
                   </v:textbox>
                 </v:shape>
-                <v:shape id="图片 25" o:spid="_x0000_s1026" o:spt="75" type="#_x0000_t75" style="position:absolute;left:6851;top:809759;height:1098;width:1098;" filled="f" o:preferrelative="t" stroked="f" coordsize="21600,21600" o:gfxdata="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">
+                <v:shape id="图片 25" o:spid="_x0000_s1026" o:spt="75" type="#_x0000_t75" style="position:absolute;left:6851;top:809439;height:1098;width:1098;" filled="f" o:preferrelative="t" stroked="f" coordsize="21600,21600" o:gfxdata="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">
                   <v:fill on="f" focussize="0,0"/>
                   <v:stroke on="f"/>
-                  <v:imagedata r:id="rId19" o:title=""/>
+                  <v:imagedata r:id="rId18" o:title=""/>
                   <o:lock v:ext="edit" aspectratio="t"/>
                 </v:shape>
               </v:group>
@@ -20457,7 +19092,7 @@
           <w:lang w:val="en-US" w:eastAsia="zh-CN"/>
         </w:rPr>
         <w:drawing>
-          <wp:anchor distT="0" distB="0" distL="114300" distR="114300" simplePos="0" relativeHeight="251666432" behindDoc="0" locked="0" layoutInCell="1" allowOverlap="1">
+          <wp:anchor distT="0" distB="0" distL="114300" distR="114300" simplePos="0" relativeHeight="251665408" behindDoc="0" locked="0" layoutInCell="1" allowOverlap="1">
             <wp:simplePos x="0" y="0"/>
             <wp:positionH relativeFrom="column">
               <wp:posOffset>5310505</wp:posOffset>
@@ -20482,7 +19117,7 @@
                     </pic:cNvPicPr>
                   </pic:nvPicPr>
                   <pic:blipFill>
-                    <a:blip r:embed="rId20"/>
+                    <a:blip r:embed="rId19"/>
                     <a:stretch>
                       <a:fillRect/>
                     </a:stretch>
@@ -20510,7 +19145,7 @@
           <w:lang w:val="en-US" w:eastAsia="zh-CN"/>
         </w:rPr>
         <w:drawing>
-          <wp:anchor distT="0" distB="0" distL="114300" distR="114300" simplePos="0" relativeHeight="251667456" behindDoc="1" locked="0" layoutInCell="1" allowOverlap="1">
+          <wp:anchor distT="0" distB="0" distL="114300" distR="114300" simplePos="0" relativeHeight="251666432" behindDoc="1" locked="0" layoutInCell="1" allowOverlap="1">
             <wp:simplePos x="0" y="0"/>
             <wp:positionH relativeFrom="column">
               <wp:posOffset>-639445</wp:posOffset>
@@ -20535,7 +19170,7 @@
                     </pic:cNvPicPr>
                   </pic:nvPicPr>
                   <pic:blipFill>
-                    <a:blip r:embed="rId21"/>
+                    <a:blip r:embed="rId20"/>
                     <a:stretch>
                       <a:fillRect/>
                     </a:stretch>
@@ -20582,8 +19217,8 @@
       </w:pPr>
     </w:p>
     <w:sectPr>
-      <w:headerReference r:id="rId7" w:type="default"/>
-      <w:footerReference r:id="rId8" w:type="default"/>
+      <w:headerReference r:id="rId8" w:type="default"/>
+      <w:footerReference r:id="rId9" w:type="default"/>
       <w:pgSz w:w="11911" w:h="16838"/>
       <w:pgMar w:top="1037" w:right="1020" w:bottom="981" w:left="1020" w:header="170" w:footer="170" w:gutter="0"/>
       <w:pgBorders>
@@ -20607,11 +19242,73 @@
     <w:pPr>
       <w:pStyle w:val="9"/>
     </w:pPr>
+    <w:r>
+      <w:rPr>
+        <w:rFonts w:hint="eastAsia" w:eastAsia="宋体"/>
+        <w:lang w:eastAsia="zh-CN"/>
+      </w:rPr>
+      <w:drawing>
+        <wp:anchor distT="0" distB="0" distL="114300" distR="114300" simplePos="0" relativeHeight="251668480" behindDoc="0" locked="0" layoutInCell="1" allowOverlap="1">
+          <wp:simplePos x="0" y="0"/>
+          <wp:positionH relativeFrom="column">
+            <wp:posOffset>-676275</wp:posOffset>
+          </wp:positionH>
+          <wp:positionV relativeFrom="paragraph">
+            <wp:posOffset>-867410</wp:posOffset>
+          </wp:positionV>
+          <wp:extent cx="7591425" cy="1318895"/>
+          <wp:effectExtent l="0" t="0" r="13335" b="6985"/>
+          <wp:wrapTopAndBottom/>
+          <wp:docPr id="11" name="图片 11" descr="线条"/>
+          <wp:cNvGraphicFramePr>
+            <a:graphicFrameLocks xmlns:a="http://schemas.openxmlformats.org/drawingml/2006/main" noChangeAspect="1"/>
+          </wp:cNvGraphicFramePr>
+          <a:graphic xmlns:a="http://schemas.openxmlformats.org/drawingml/2006/main">
+            <a:graphicData uri="http://schemas.openxmlformats.org/drawingml/2006/picture">
+              <pic:pic xmlns:pic="http://schemas.openxmlformats.org/drawingml/2006/picture">
+                <pic:nvPicPr>
+                  <pic:cNvPr id="11" name="图片 11" descr="线条"/>
+                  <pic:cNvPicPr>
+                    <a:picLocks noChangeAspect="1"/>
+                  </pic:cNvPicPr>
+                </pic:nvPicPr>
+                <pic:blipFill>
+                  <a:blip r:embed="rId1"/>
+                  <a:srcRect t="37954" b="20786"/>
+                  <a:stretch>
+                    <a:fillRect/>
+                  </a:stretch>
+                </pic:blipFill>
+                <pic:spPr>
+                  <a:xfrm flipH="1">
+                    <a:off x="0" y="0"/>
+                    <a:ext cx="7591425" cy="1318895"/>
+                  </a:xfrm>
+                  <a:prstGeom prst="rect">
+                    <a:avLst/>
+                  </a:prstGeom>
+                </pic:spPr>
+              </pic:pic>
+            </a:graphicData>
+          </a:graphic>
+        </wp:anchor>
+      </w:drawing>
+    </w:r>
   </w:p>
 </w:ftr>
 </file>
 
 <file path=word/footer2.xml><?xml version="1.0" encoding="utf-8"?>
+<w:ftr xmlns:wpc="http://schemas.microsoft.com/office/word/2010/wordprocessingCanvas" xmlns:mc="http://schemas.openxmlformats.org/markup-compatibility/2006" xmlns:o="urn:schemas-microsoft-com:office:office" xmlns:r="http://schemas.openxmlformats.org/officeDocument/2006/relationships" xmlns:m="http://schemas.openxmlformats.org/officeDocument/2006/math" xmlns:v="urn:schemas-microsoft-com:vml" xmlns:wp14="http://schemas.microsoft.com/office/word/2010/wordprocessingDrawing" xmlns:wp="http://schemas.openxmlformats.org/drawingml/2006/wordprocessingDrawing" xmlns:w10="urn:schemas-microsoft-com:office:word" xmlns:w="http://schemas.openxmlformats.org/wordprocessingml/2006/main" xmlns:w14="http://schemas.microsoft.com/office/word/2010/wordml" xmlns:w15="http://schemas.microsoft.com/office/word/2012/wordml" xmlns:wpg="http://schemas.microsoft.com/office/word/2010/wordprocessingGroup" xmlns:wpi="http://schemas.microsoft.com/office/word/2010/wordprocessingInk" xmlns:wne="http://schemas.microsoft.com/office/word/2006/wordml" xmlns:wps="http://schemas.microsoft.com/office/word/2010/wordprocessingShape" xmlns:wpsCustomData="http://www.wps.cn/officeDocument/2013/wpsCustomData" mc:Ignorable="w14 w15 wp14">
+  <w:p>
+    <w:pPr>
+      <w:pStyle w:val="9"/>
+    </w:pPr>
+  </w:p>
+</w:ftr>
+</file>
+
+<file path=word/footer3.xml><?xml version="1.0" encoding="utf-8"?>
 <w:ftr xmlns:wpc="http://schemas.microsoft.com/office/word/2010/wordprocessingCanvas" xmlns:mc="http://schemas.openxmlformats.org/markup-compatibility/2006" xmlns:o="urn:schemas-microsoft-com:office:office" xmlns:r="http://schemas.openxmlformats.org/officeDocument/2006/relationships" xmlns:m="http://schemas.openxmlformats.org/officeDocument/2006/math" xmlns:v="urn:schemas-microsoft-com:vml" xmlns:wp14="http://schemas.microsoft.com/office/word/2010/wordprocessingDrawing" xmlns:wp="http://schemas.openxmlformats.org/drawingml/2006/wordprocessingDrawing" xmlns:w10="urn:schemas-microsoft-com:office:word" xmlns:w="http://schemas.openxmlformats.org/wordprocessingml/2006/main" xmlns:w14="http://schemas.microsoft.com/office/word/2010/wordml" xmlns:w15="http://schemas.microsoft.com/office/word/2012/wordml" xmlns:wpg="http://schemas.microsoft.com/office/word/2010/wordprocessingGroup" xmlns:wpi="http://schemas.microsoft.com/office/word/2010/wordprocessingInk" xmlns:wne="http://schemas.microsoft.com/office/word/2006/wordml" xmlns:wps="http://schemas.microsoft.com/office/word/2010/wordprocessingShape" xmlns:wpsCustomData="http://www.wps.cn/officeDocument/2013/wpsCustomData" mc:Ignorable="w14 w15 wp14">
   <w:p>
     <w:pPr>
@@ -20624,7 +19321,7 @@
       <mc:AlternateContent>
         <mc:Choice Requires="wps">
           <w:drawing>
-            <wp:anchor distT="0" distB="0" distL="114300" distR="114300" simplePos="0" relativeHeight="251665408" behindDoc="0" locked="0" layoutInCell="1" allowOverlap="1">
+            <wp:anchor distT="0" distB="0" distL="114300" distR="114300" simplePos="0" relativeHeight="251664384" behindDoc="0" locked="0" layoutInCell="1" allowOverlap="1">
               <wp:simplePos x="0" y="0"/>
               <wp:positionH relativeFrom="margin">
                 <wp:posOffset>1463040</wp:posOffset>
@@ -20857,7 +19554,7 @@
         </mc:Choice>
         <mc:Fallback>
           <w:pict>
-            <v:shape id="_x0000_s1026" o:spid="_x0000_s1026" o:spt="202" type="#_x0000_t202" style="position:absolute;left:0pt;margin-left:115.2pt;margin-top:-6.6pt;height:32.65pt;width:265.6pt;mso-position-horizontal-relative:margin;z-index:251665408;mso-width-relative:page;mso-height-relative:page;" filled="f" stroked="f" coordsize="21600,21600" o:gfxdata="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">
+            <v:shape id="_x0000_s1026" o:spid="_x0000_s1026" o:spt="202" type="#_x0000_t202" style="position:absolute;left:0pt;margin-left:115.2pt;margin-top:-6.6pt;height:32.65pt;width:265.6pt;mso-position-horizontal-relative:margin;z-index:251664384;mso-width-relative:page;mso-height-relative:page;" filled="f" stroked="f" coordsize="21600,21600" o:gfxdata="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">
               <v:fill on="f" focussize="0,0"/>
               <v:stroke on="f" weight="0.5pt"/>
               <v:imagedata o:title=""/>
@@ -21049,7 +19746,7 @@
 </w:ftr>
 </file>
 
-<file path=word/footer3.xml><?xml version="1.0" encoding="utf-8"?>
+<file path=word/footer4.xml><?xml version="1.0" encoding="utf-8"?>
 <w:ftr xmlns:wpc="http://schemas.microsoft.com/office/word/2010/wordprocessingCanvas" xmlns:mc="http://schemas.openxmlformats.org/markup-compatibility/2006" xmlns:o="urn:schemas-microsoft-com:office:office" xmlns:r="http://schemas.openxmlformats.org/officeDocument/2006/relationships" xmlns:m="http://schemas.openxmlformats.org/officeDocument/2006/math" xmlns:v="urn:schemas-microsoft-com:vml" xmlns:wp14="http://schemas.microsoft.com/office/word/2010/wordprocessingDrawing" xmlns:wp="http://schemas.openxmlformats.org/drawingml/2006/wordprocessingDrawing" xmlns:w10="urn:schemas-microsoft-com:office:word" xmlns:w="http://schemas.openxmlformats.org/wordprocessingml/2006/main" xmlns:w14="http://schemas.microsoft.com/office/word/2010/wordml" xmlns:w15="http://schemas.microsoft.com/office/word/2012/wordml" xmlns:wpg="http://schemas.microsoft.com/office/word/2010/wordprocessingGroup" xmlns:wpi="http://schemas.microsoft.com/office/word/2010/wordprocessingInk" xmlns:wne="http://schemas.microsoft.com/office/word/2006/wordml" xmlns:wps="http://schemas.microsoft.com/office/word/2010/wordprocessingShape" xmlns:wpsCustomData="http://www.wps.cn/officeDocument/2013/wpsCustomData" mc:Ignorable="w14 w15 wp14">
   <w:p>
     <w:pPr>

--- a/WebContent/docx/乳腺癌21基因检测报告-明理.docx
+++ b/WebContent/docx/乳腺癌21基因检测报告-明理.docx
@@ -26,8 +26,8 @@
           <w:docGrid w:linePitch="0" w:charSpace="0"/>
         </w:sectPr>
       </w:pPr>
-      <w:bookmarkStart w:id="0" w:name="_Toc12869"/>
-      <w:bookmarkStart w:id="1" w:name="_Toc26189"/>
+      <w:bookmarkStart w:id="0" w:name="_Toc26189"/>
+      <w:bookmarkStart w:id="1" w:name="_Toc12869"/>
       <w:r>
         <w:rPr>
           <w:rFonts w:hint="eastAsia" w:ascii="Times New Roman" w:hAnsi="Times New Roman" w:eastAsia="思源黑体 CN Medium" w:cs="Times New Roman"/>
@@ -1032,8 +1032,6 @@
           <w:docGrid w:linePitch="0" w:charSpace="0"/>
         </w:sectPr>
       </w:pPr>
-      <w:bookmarkStart w:id="94" w:name="_GoBack"/>
-      <w:bookmarkEnd w:id="94"/>
     </w:p>
     <w:p>
       <w:pPr>
@@ -3053,14 +3051,14 @@
         </w:rPr>
       </w:pPr>
       <w:bookmarkStart w:id="2" w:name="_Toc13806"/>
-      <w:bookmarkStart w:id="3" w:name="_Toc24178_WPSOffice_Level1"/>
-      <w:bookmarkStart w:id="4" w:name="_Toc30143_WPSOffice_Level1"/>
-      <w:bookmarkStart w:id="5" w:name="_Toc14459"/>
-      <w:bookmarkStart w:id="6" w:name="_Toc4588"/>
-      <w:bookmarkStart w:id="7" w:name="_Toc3619"/>
-      <w:bookmarkStart w:id="8" w:name="_Toc21669"/>
-      <w:bookmarkStart w:id="9" w:name="_Toc107825547"/>
-      <w:bookmarkStart w:id="10" w:name="_Toc14123"/>
+      <w:bookmarkStart w:id="3" w:name="_Toc14123"/>
+      <w:bookmarkStart w:id="4" w:name="_Toc24178_WPSOffice_Level1"/>
+      <w:bookmarkStart w:id="5" w:name="_Toc107825547"/>
+      <w:bookmarkStart w:id="6" w:name="_Toc21669"/>
+      <w:bookmarkStart w:id="7" w:name="_Toc14459"/>
+      <w:bookmarkStart w:id="8" w:name="_Toc30143_WPSOffice_Level1"/>
+      <w:bookmarkStart w:id="9" w:name="_Toc4588"/>
+      <w:bookmarkStart w:id="10" w:name="_Toc3619"/>
       <w:bookmarkStart w:id="11" w:name="_Toc21009_WPSOffice_Level1"/>
       <w:r>
         <w:rPr>
@@ -3709,15 +3707,15 @@
           <w:lang w:val="en-US" w:eastAsia="zh-CN"/>
         </w:rPr>
       </w:pPr>
-      <w:bookmarkStart w:id="12" w:name="_Toc11015_WPSOffice_Level1"/>
-      <w:bookmarkStart w:id="13" w:name="_Toc4492"/>
-      <w:bookmarkStart w:id="14" w:name="_Toc26731"/>
-      <w:bookmarkStart w:id="15" w:name="_Toc18062_WPSOffice_Level1"/>
-      <w:bookmarkStart w:id="16" w:name="_Toc14797"/>
-      <w:bookmarkStart w:id="17" w:name="_Toc17451"/>
-      <w:bookmarkStart w:id="18" w:name="_Toc107825548"/>
-      <w:bookmarkStart w:id="19" w:name="_Toc29272"/>
-      <w:bookmarkStart w:id="20" w:name="_Toc7021_WPSOffice_Level1"/>
+      <w:bookmarkStart w:id="12" w:name="_Toc4492"/>
+      <w:bookmarkStart w:id="13" w:name="_Toc29272"/>
+      <w:bookmarkStart w:id="14" w:name="_Toc7021_WPSOffice_Level1"/>
+      <w:bookmarkStart w:id="15" w:name="_Toc11015_WPSOffice_Level1"/>
+      <w:bookmarkStart w:id="16" w:name="_Toc18062_WPSOffice_Level1"/>
+      <w:bookmarkStart w:id="17" w:name="_Toc14797"/>
+      <w:bookmarkStart w:id="18" w:name="_Toc26731"/>
+      <w:bookmarkStart w:id="19" w:name="_Toc107825548"/>
+      <w:bookmarkStart w:id="20" w:name="_Toc17451"/>
       <w:bookmarkStart w:id="21" w:name="_Toc3823"/>
       <w:r>
         <w:rPr>
@@ -3832,14 +3830,14 @@
           <w:lang w:val="en-US" w:eastAsia="zh-CN"/>
         </w:rPr>
       </w:pPr>
-      <w:bookmarkStart w:id="23" w:name="_Toc6221_WPSOffice_Level1"/>
-      <w:bookmarkStart w:id="24" w:name="_Toc23369_WPSOffice_Level1"/>
-      <w:bookmarkStart w:id="25" w:name="_Toc18058"/>
-      <w:bookmarkStart w:id="26" w:name="_Toc16576"/>
-      <w:bookmarkStart w:id="27" w:name="_Toc25920"/>
+      <w:bookmarkStart w:id="23" w:name="_Toc18058"/>
+      <w:bookmarkStart w:id="24" w:name="_Toc6221_WPSOffice_Level1"/>
+      <w:bookmarkStart w:id="25" w:name="_Toc25920"/>
+      <w:bookmarkStart w:id="26" w:name="_Toc23369_WPSOffice_Level1"/>
+      <w:bookmarkStart w:id="27" w:name="_Toc16576"/>
       <w:bookmarkStart w:id="28" w:name="_Toc149837253"/>
-      <w:bookmarkStart w:id="29" w:name="_Toc30197"/>
-      <w:bookmarkStart w:id="30" w:name="_Toc29826"/>
+      <w:bookmarkStart w:id="29" w:name="_Toc29826"/>
+      <w:bookmarkStart w:id="30" w:name="_Toc30197"/>
       <w:r>
         <w:rPr>
           <w:rFonts w:hint="eastAsia" w:eastAsia="思源黑体 CN Medium" w:cs="Times New Roman"/>
@@ -3903,8 +3901,8 @@
         </w:rPr>
       </w:pPr>
       <w:bookmarkStart w:id="31" w:name="_Toc777"/>
-      <w:bookmarkStart w:id="32" w:name="_Toc149837254"/>
-      <w:bookmarkStart w:id="33" w:name="_Toc15649"/>
+      <w:bookmarkStart w:id="32" w:name="_Toc15649"/>
+      <w:bookmarkStart w:id="33" w:name="_Toc149837254"/>
       <w:r>
         <w:rPr>
           <w:rFonts w:hint="eastAsia" w:ascii="Times New Roman" w:hAnsi="Times New Roman" w:eastAsia="思源黑体 CN Medium" w:cs="Times New Roman"/>
@@ -4532,9 +4530,9 @@
         </w:rPr>
       </w:pPr>
       <w:bookmarkStart w:id="34" w:name="_Toc8800"/>
-      <w:bookmarkStart w:id="35" w:name="_Toc16466"/>
-      <w:bookmarkStart w:id="36" w:name="_Toc25603"/>
-      <w:bookmarkStart w:id="37" w:name="_Toc14264"/>
+      <w:bookmarkStart w:id="35" w:name="_Toc25603"/>
+      <w:bookmarkStart w:id="36" w:name="_Toc14264"/>
+      <w:bookmarkStart w:id="37" w:name="_Toc16466"/>
       <w:bookmarkStart w:id="38" w:name="_Toc18552"/>
       <w:bookmarkStart w:id="39" w:name="_Toc19024"/>
       <w:r>
@@ -4574,7 +4572,7 @@
           <w:szCs w:val="18"/>
           <w:lang w:eastAsia="zh-CN"/>
         </w:rPr>
-        <w:t>2. 本报告临床经验总结的结果只适用于早期、淋巴结阴性、激素受体阳性、HER2阴性或淋巴结阳性（1-3个腋窝淋巴结转移）、激素受体阳性、HER2阴性的浸润性乳腺癌患者，目前还不清楚是否适用于这个标准以外的患者。</w:t>
+        <w:t>2. 本报告临床经验总结的结果适用于以下两类浸润性乳腺癌患者：1）淋巴结阴性、激素受体阳性、HER2阴性；2）淋巴结阳性（1-3个腋窝淋巴结转移）、激素受体阳性、HER2阴性，目前尚不明确该结果是否适用于上述标准以外的患者。</w:t>
       </w:r>
     </w:p>
     <w:p>
@@ -4943,9 +4941,9 @@
         </w:rPr>
       </w:pPr>
       <w:bookmarkStart w:id="40" w:name="_Toc24726"/>
-      <w:bookmarkStart w:id="41" w:name="_Toc31071"/>
-      <w:bookmarkStart w:id="42" w:name="_Toc7030"/>
-      <w:bookmarkStart w:id="43" w:name="_Toc23941"/>
+      <w:bookmarkStart w:id="41" w:name="_Toc7030"/>
+      <w:bookmarkStart w:id="42" w:name="_Toc23941"/>
+      <w:bookmarkStart w:id="43" w:name="_Toc31071"/>
       <w:r>
         <w:rPr>
           <w:rFonts w:hint="eastAsia" w:ascii="Times New Roman" w:hAnsi="Times New Roman" w:eastAsia="思源黑体 CN Medium" w:cs="Times New Roman"/>
@@ -8370,12 +8368,12 @@
           <w:lang w:val="en-US" w:eastAsia="zh-CN"/>
         </w:rPr>
       </w:pPr>
-      <w:bookmarkStart w:id="47" w:name="_Toc11395"/>
-      <w:bookmarkStart w:id="48" w:name="_Toc17374"/>
-      <w:bookmarkStart w:id="49" w:name="_Toc149837262"/>
-      <w:bookmarkStart w:id="50" w:name="_Toc21453"/>
-      <w:bookmarkStart w:id="51" w:name="_Toc106719764"/>
-      <w:bookmarkStart w:id="52" w:name="_Toc20034"/>
+      <w:bookmarkStart w:id="47" w:name="_Toc149837262"/>
+      <w:bookmarkStart w:id="48" w:name="_Toc106719764"/>
+      <w:bookmarkStart w:id="49" w:name="_Toc11395"/>
+      <w:bookmarkStart w:id="50" w:name="_Toc17374"/>
+      <w:bookmarkStart w:id="51" w:name="_Toc20034"/>
+      <w:bookmarkStart w:id="52" w:name="_Toc21453"/>
       <w:r>
         <w:rPr>
           <w:rFonts w:hint="default" w:ascii="Times New Roman" w:hAnsi="Times New Roman" w:eastAsia="思源黑体 CN Medium" w:cs="Times New Roman"/>
@@ -10906,11 +10904,11 @@
           <w:lang w:val="en-US" w:eastAsia="zh-CN" w:bidi="ar-SA"/>
         </w:rPr>
       </w:pPr>
-      <w:bookmarkStart w:id="54" w:name="_Toc28070"/>
-      <w:bookmarkStart w:id="55" w:name="_Toc15964"/>
-      <w:bookmarkStart w:id="56" w:name="_Toc21629"/>
-      <w:bookmarkStart w:id="57" w:name="_Toc27020"/>
-      <w:bookmarkStart w:id="58" w:name="_Toc6632"/>
+      <w:bookmarkStart w:id="54" w:name="_Toc27020"/>
+      <w:bookmarkStart w:id="55" w:name="_Toc28070"/>
+      <w:bookmarkStart w:id="56" w:name="_Toc6632"/>
+      <w:bookmarkStart w:id="57" w:name="_Toc21629"/>
+      <w:bookmarkStart w:id="58" w:name="_Toc15964"/>
       <w:r>
         <w:rPr>
           <w:rFonts w:hint="eastAsia" w:ascii="Times New Roman" w:hAnsi="Times New Roman" w:eastAsia="思源黑体 CN Medium" w:cs="Times New Roman"/>
@@ -11175,11 +11173,11 @@
           <w:lang w:val="en-US" w:eastAsia="zh-CN" w:bidi="ar-SA"/>
         </w:rPr>
       </w:pPr>
-      <w:bookmarkStart w:id="59" w:name="_Toc8902"/>
-      <w:bookmarkStart w:id="60" w:name="_Toc30210"/>
-      <w:bookmarkStart w:id="61" w:name="_Toc22405"/>
-      <w:bookmarkStart w:id="62" w:name="_Toc8282"/>
-      <w:bookmarkStart w:id="63" w:name="_Toc30450"/>
+      <w:bookmarkStart w:id="59" w:name="_Toc30210"/>
+      <w:bookmarkStart w:id="60" w:name="_Toc30450"/>
+      <w:bookmarkStart w:id="61" w:name="_Toc8902"/>
+      <w:bookmarkStart w:id="62" w:name="_Toc22405"/>
+      <w:bookmarkStart w:id="63" w:name="_Toc8282"/>
       <w:r>
         <w:rPr>
           <w:rFonts w:hint="eastAsia" w:ascii="Times New Roman" w:hAnsi="Times New Roman" w:eastAsia="思源黑体 CN Medium" w:cs="Times New Roman"/>
@@ -12780,11 +12778,11 @@
           <w:lang w:val="en-US" w:eastAsia="zh-CN" w:bidi="ar-SA"/>
         </w:rPr>
       </w:pPr>
-      <w:bookmarkStart w:id="66" w:name="_Toc24511"/>
-      <w:bookmarkStart w:id="67" w:name="_Toc19396"/>
+      <w:bookmarkStart w:id="66" w:name="_Toc19396"/>
+      <w:bookmarkStart w:id="67" w:name="_Toc10597"/>
       <w:bookmarkStart w:id="68" w:name="_Toc7932"/>
-      <w:bookmarkStart w:id="69" w:name="_Toc10597"/>
-      <w:bookmarkStart w:id="70" w:name="_Toc7994"/>
+      <w:bookmarkStart w:id="69" w:name="_Toc7994"/>
+      <w:bookmarkStart w:id="70" w:name="_Toc24511"/>
       <w:r>
         <w:rPr>
           <w:rFonts w:hint="eastAsia" w:ascii="思源黑体 CN Medium" w:hAnsi="思源黑体 CN Medium" w:eastAsia="思源黑体 CN Medium" w:cs="思源黑体 CN Medium"/>
@@ -13270,11 +13268,11 @@
           <w:lang w:val="en-US" w:eastAsia="zh-CN" w:bidi="ar-SA"/>
         </w:rPr>
       </w:pPr>
-      <w:bookmarkStart w:id="71" w:name="_Toc13439"/>
-      <w:bookmarkStart w:id="72" w:name="_Toc18423"/>
+      <w:bookmarkStart w:id="71" w:name="_Toc15763"/>
+      <w:bookmarkStart w:id="72" w:name="_Toc19443"/>
       <w:bookmarkStart w:id="73" w:name="_Toc8857"/>
-      <w:bookmarkStart w:id="74" w:name="_Toc15763"/>
-      <w:bookmarkStart w:id="75" w:name="_Toc19443"/>
+      <w:bookmarkStart w:id="74" w:name="_Toc18423"/>
+      <w:bookmarkStart w:id="75" w:name="_Toc13439"/>
       <w:r>
         <w:rPr>
           <w:rFonts w:hint="eastAsia" w:ascii="思源黑体 CN Medium" w:hAnsi="思源黑体 CN Medium" w:eastAsia="思源黑体 CN Medium" w:cs="思源黑体 CN Medium"/>
@@ -15671,16 +15669,16 @@
         </w:rPr>
       </w:pPr>
       <w:bookmarkStart w:id="79" w:name="_Toc21361"/>
-      <w:bookmarkStart w:id="80" w:name="_Toc31804"/>
-      <w:bookmarkStart w:id="81" w:name="_Toc107825571"/>
-      <w:bookmarkStart w:id="82" w:name="_Toc19584_WPSOffice_Level1"/>
-      <w:bookmarkStart w:id="83" w:name="_Toc22162_WPSOffice_Level1"/>
-      <w:bookmarkStart w:id="84" w:name="_Toc22623"/>
-      <w:bookmarkStart w:id="85" w:name="_Toc9662"/>
-      <w:bookmarkStart w:id="86" w:name="_Toc16927"/>
-      <w:bookmarkStart w:id="87" w:name="_Toc17792_WPSOffice_Level2"/>
-      <w:bookmarkStart w:id="88" w:name="_Toc14611_WPSOffice_Level1"/>
-      <w:bookmarkStart w:id="89" w:name="_Toc13275"/>
+      <w:bookmarkStart w:id="80" w:name="_Toc17792_WPSOffice_Level2"/>
+      <w:bookmarkStart w:id="81" w:name="_Toc9662"/>
+      <w:bookmarkStart w:id="82" w:name="_Toc22623"/>
+      <w:bookmarkStart w:id="83" w:name="_Toc31804"/>
+      <w:bookmarkStart w:id="84" w:name="_Toc16927"/>
+      <w:bookmarkStart w:id="85" w:name="_Toc107825571"/>
+      <w:bookmarkStart w:id="86" w:name="_Toc22162_WPSOffice_Level1"/>
+      <w:bookmarkStart w:id="87" w:name="_Toc13275"/>
+      <w:bookmarkStart w:id="88" w:name="_Toc19584_WPSOffice_Level1"/>
+      <w:bookmarkStart w:id="89" w:name="_Toc14611_WPSOffice_Level1"/>
       <w:r>
         <w:rPr>
           <w:rFonts w:hint="eastAsia" w:eastAsia="思源黑体 CN Medium" w:cs="Times New Roman"/>
@@ -15733,10 +15731,10 @@
           <w:lang w:eastAsia="zh-CN"/>
         </w:rPr>
       </w:pPr>
-      <w:bookmarkStart w:id="90" w:name="_Toc4053"/>
-      <w:bookmarkStart w:id="91" w:name="_Toc18033"/>
-      <w:bookmarkStart w:id="92" w:name="_Toc27691"/>
-      <w:bookmarkStart w:id="93" w:name="_Toc11768"/>
+      <w:bookmarkStart w:id="90" w:name="_Toc18033"/>
+      <w:bookmarkStart w:id="91" w:name="_Toc4053"/>
+      <w:bookmarkStart w:id="92" w:name="_Toc11768"/>
+      <w:bookmarkStart w:id="93" w:name="_Toc27691"/>
       <w:r>
         <w:rPr>
           <w:rFonts w:hint="default" w:ascii="Times New Roman" w:hAnsi="Times New Roman" w:eastAsia="思源黑体 CN Medium" w:cs="Times New Roman"/>
@@ -17267,50 +17265,50 @@
                                     </w:pPr>
                                     <w:r>
                                       <w:rPr>
-                                        <w:sz w:val="28"/>
+                                        <w:rFonts w:hint="eastAsia" w:ascii="Times New Roman" w:hAnsi="Times New Roman" w:cs="Times New Roman"/>
+                                        <w:b/>
+                                        <w:sz w:val="18"/>
+                                        <w:szCs w:val="18"/>
                                       </w:rPr>
-                                      <w:drawing>
-                                        <wp:inline distT="0" distB="0" distL="114300" distR="114300">
-                                          <wp:extent cx="525145" cy="252095"/>
-                                          <wp:effectExtent l="0" t="0" r="8255" b="6350"/>
-                                          <wp:docPr id="5" name="图片 1" descr="IMG_256"/>
-                                          <wp:cNvGraphicFramePr>
-                                            <a:graphicFrameLocks xmlns:a="http://schemas.openxmlformats.org/drawingml/2006/main" noChangeAspect="1"/>
-                                          </wp:cNvGraphicFramePr>
-                                          <a:graphic xmlns:a="http://schemas.openxmlformats.org/drawingml/2006/main">
-                                            <a:graphicData uri="http://schemas.openxmlformats.org/drawingml/2006/picture">
-                                              <pic:pic xmlns:pic="http://schemas.openxmlformats.org/drawingml/2006/picture">
-                                                <pic:nvPicPr>
-                                                  <pic:cNvPr id="5" name="图片 1" descr="IMG_256"/>
-                                                  <pic:cNvPicPr>
-                                                    <a:picLocks noChangeAspect="1"/>
-                                                  </pic:cNvPicPr>
-                                                </pic:nvPicPr>
-                                                <pic:blipFill>
-                                                  <a:blip r:embed="rId16"/>
-                                                  <a:srcRect t="6992" r="30292"/>
-                                                  <a:stretch>
-                                                    <a:fillRect/>
-                                                  </a:stretch>
-                                                </pic:blipFill>
-                                                <pic:spPr>
-                                                  <a:xfrm>
-                                                    <a:off x="0" y="0"/>
-                                                    <a:ext cx="525145" cy="252095"/>
-                                                  </a:xfrm>
-                                                  <a:prstGeom prst="rect">
-                                                    <a:avLst/>
-                                                  </a:prstGeom>
-                                                  <a:noFill/>
-                                                  <a:ln w="9525">
-                                                    <a:noFill/>
-                                                  </a:ln>
-                                                </pic:spPr>
-                                              </pic:pic>
-                                            </a:graphicData>
-                                          </a:graphic>
-                                        </wp:inline>
-                                      </w:drawing>
+                                      <w:t>{{"21_1"|sign(</w:t>
+                                    </w:r>
+                                    <w:r>
+                                      <w:rPr>
+                                        <w:rFonts w:hint="eastAsia" w:ascii="Times New Roman" w:hAnsi="Times New Roman" w:cs="Times New Roman"/>
+                                        <w:b/>
+                                        <w:sz w:val="18"/>
+                                        <w:szCs w:val="18"/>
+                                        <w:lang w:val="en-US" w:eastAsia="zh-CN"/>
+                                      </w:rPr>
+                                      <w:t>42</w:t>
+                                    </w:r>
+                                    <w:r>
+                                      <w:rPr>
+                                        <w:rFonts w:hint="eastAsia" w:ascii="Times New Roman" w:hAnsi="Times New Roman" w:cs="Times New Roman"/>
+                                        <w:b/>
+                                        <w:sz w:val="18"/>
+                                        <w:szCs w:val="18"/>
+                                      </w:rPr>
+                                      <w:t>,</w:t>
+                                    </w:r>
+                                    <w:r>
+                                      <w:rPr>
+                                        <w:rFonts w:hint="eastAsia" w:ascii="Times New Roman" w:hAnsi="Times New Roman" w:cs="Times New Roman"/>
+                                        <w:b/>
+                                        <w:sz w:val="18"/>
+                                        <w:szCs w:val="18"/>
+                                        <w:lang w:val="en-US" w:eastAsia="zh-CN"/>
+                                      </w:rPr>
+                                      <w:t>20</w:t>
+                                    </w:r>
+                                    <w:r>
+                                      <w:rPr>
+                                        <w:rFonts w:hint="eastAsia" w:ascii="Times New Roman" w:hAnsi="Times New Roman" w:cs="Times New Roman"/>
+                                        <w:b/>
+                                        <w:sz w:val="18"/>
+                                        <w:szCs w:val="18"/>
+                                      </w:rPr>
+                                      <w:t>)}}</w:t>
                                     </w:r>
                                   </w:p>
                                 </w:tc>
@@ -17394,60 +17392,12 @@
                                     </w:pPr>
                                     <w:r>
                                       <w:rPr>
+                                        <w:rFonts w:hint="eastAsia" w:ascii="Times New Roman" w:hAnsi="Times New Roman" w:cs="Times New Roman"/>
+                                        <w:b/>
                                         <w:sz w:val="18"/>
                                         <w:szCs w:val="18"/>
                                       </w:rPr>
-                                      <w:drawing>
-                                        <wp:inline distT="0" distB="0" distL="114300" distR="114300">
-                                          <wp:extent cx="524510" cy="297180"/>
-                                          <wp:effectExtent l="0" t="0" r="0" b="6985"/>
-                                          <wp:docPr id="19" name="图片 4" descr="王建丽"/>
-                                          <wp:cNvGraphicFramePr>
-                                            <a:graphicFrameLocks xmlns:a="http://schemas.openxmlformats.org/drawingml/2006/main" noChangeAspect="1"/>
-                                          </wp:cNvGraphicFramePr>
-                                          <a:graphic xmlns:a="http://schemas.openxmlformats.org/drawingml/2006/main">
-                                            <a:graphicData uri="http://schemas.openxmlformats.org/drawingml/2006/picture">
-                                              <pic:pic xmlns:pic="http://schemas.openxmlformats.org/drawingml/2006/picture">
-                                                <pic:nvPicPr>
-                                                  <pic:cNvPr id="19" name="图片 4" descr="王建丽"/>
-                                                  <pic:cNvPicPr>
-                                                    <a:picLocks noChangeAspect="1"/>
-                                                  </pic:cNvPicPr>
-                                                </pic:nvPicPr>
-                                                <pic:blipFill>
-                                                  <a:blip r:embed="rId17">
-                                                    <a:clrChange>
-                                                      <a:clrFrom>
-                                                        <a:srgbClr val="FFFFFF">
-                                                          <a:alpha val="100000"/>
-                                                        </a:srgbClr>
-                                                      </a:clrFrom>
-                                                      <a:clrTo>
-                                                        <a:srgbClr val="FFFFFF">
-                                                          <a:alpha val="100000"/>
-                                                          <a:alpha val="0"/>
-                                                        </a:srgbClr>
-                                                      </a:clrTo>
-                                                    </a:clrChange>
-                                                  </a:blip>
-                                                  <a:stretch>
-                                                    <a:fillRect/>
-                                                  </a:stretch>
-                                                </pic:blipFill>
-                                                <pic:spPr>
-                                                  <a:xfrm>
-                                                    <a:off x="0" y="0"/>
-                                                    <a:ext cx="524510" cy="297180"/>
-                                                  </a:xfrm>
-                                                  <a:prstGeom prst="rect">
-                                                    <a:avLst/>
-                                                  </a:prstGeom>
-                                                </pic:spPr>
-                                              </pic:pic>
-                                            </a:graphicData>
-                                          </a:graphic>
-                                        </wp:inline>
-                                      </w:drawing>
+                                      <w:t>{{"ty_tianjin2"|sign(42,22)}}</w:t>
                                     </w:r>
                                   </w:p>
                                 </w:tc>
@@ -17699,7 +17649,7 @@
                           </pic:cNvPicPr>
                         </pic:nvPicPr>
                         <pic:blipFill>
-                          <a:blip r:embed="rId18">
+                          <a:blip r:embed="rId16">
                             <a:extLst>
                               <a:ext uri="{28A0092B-C50C-407E-A947-70E740481C1C}">
                                 <a14:useLocalDpi xmlns:a14="http://schemas.microsoft.com/office/drawing/2010/main" val="0"/>
@@ -17713,7 +17663,7 @@
                         </pic:blipFill>
                         <pic:spPr>
                           <a:xfrm>
-                            <a:off x="6851" y="809439"/>
+                            <a:off x="6815" y="809631"/>
                             <a:ext cx="1098" cy="1098"/>
                           </a:xfrm>
                           <a:prstGeom prst="rect">
@@ -18652,50 +18602,50 @@
                               </w:pPr>
                               <w:r>
                                 <w:rPr>
-                                  <w:sz w:val="28"/>
+                                  <w:rFonts w:hint="eastAsia" w:ascii="Times New Roman" w:hAnsi="Times New Roman" w:cs="Times New Roman"/>
+                                  <w:b/>
+                                  <w:sz w:val="18"/>
+                                  <w:szCs w:val="18"/>
                                 </w:rPr>
-                                <w:drawing>
-                                  <wp:inline distT="0" distB="0" distL="114300" distR="114300">
-                                    <wp:extent cx="525145" cy="252095"/>
-                                    <wp:effectExtent l="0" t="0" r="8255" b="6350"/>
-                                    <wp:docPr id="5" name="图片 1" descr="IMG_256"/>
-                                    <wp:cNvGraphicFramePr>
-                                      <a:graphicFrameLocks xmlns:a="http://schemas.openxmlformats.org/drawingml/2006/main" noChangeAspect="1"/>
-                                    </wp:cNvGraphicFramePr>
-                                    <a:graphic xmlns:a="http://schemas.openxmlformats.org/drawingml/2006/main">
-                                      <a:graphicData uri="http://schemas.openxmlformats.org/drawingml/2006/picture">
-                                        <pic:pic xmlns:pic="http://schemas.openxmlformats.org/drawingml/2006/picture">
-                                          <pic:nvPicPr>
-                                            <pic:cNvPr id="5" name="图片 1" descr="IMG_256"/>
-                                            <pic:cNvPicPr>
-                                              <a:picLocks noChangeAspect="1"/>
-                                            </pic:cNvPicPr>
-                                          </pic:nvPicPr>
-                                          <pic:blipFill>
-                                            <a:blip r:embed="rId16"/>
-                                            <a:srcRect t="6992" r="30292"/>
-                                            <a:stretch>
-                                              <a:fillRect/>
-                                            </a:stretch>
-                                          </pic:blipFill>
-                                          <pic:spPr>
-                                            <a:xfrm>
-                                              <a:off x="0" y="0"/>
-                                              <a:ext cx="525145" cy="252095"/>
-                                            </a:xfrm>
-                                            <a:prstGeom prst="rect">
-                                              <a:avLst/>
-                                            </a:prstGeom>
-                                            <a:noFill/>
-                                            <a:ln w="9525">
-                                              <a:noFill/>
-                                            </a:ln>
-                                          </pic:spPr>
-                                        </pic:pic>
-                                      </a:graphicData>
-                                    </a:graphic>
-                                  </wp:inline>
-                                </w:drawing>
+                                <w:t>{{"21_1"|sign(</w:t>
+                              </w:r>
+                              <w:r>
+                                <w:rPr>
+                                  <w:rFonts w:hint="eastAsia" w:ascii="Times New Roman" w:hAnsi="Times New Roman" w:cs="Times New Roman"/>
+                                  <w:b/>
+                                  <w:sz w:val="18"/>
+                                  <w:szCs w:val="18"/>
+                                  <w:lang w:val="en-US" w:eastAsia="zh-CN"/>
+                                </w:rPr>
+                                <w:t>42</w:t>
+                              </w:r>
+                              <w:r>
+                                <w:rPr>
+                                  <w:rFonts w:hint="eastAsia" w:ascii="Times New Roman" w:hAnsi="Times New Roman" w:cs="Times New Roman"/>
+                                  <w:b/>
+                                  <w:sz w:val="18"/>
+                                  <w:szCs w:val="18"/>
+                                </w:rPr>
+                                <w:t>,</w:t>
+                              </w:r>
+                              <w:r>
+                                <w:rPr>
+                                  <w:rFonts w:hint="eastAsia" w:ascii="Times New Roman" w:hAnsi="Times New Roman" w:cs="Times New Roman"/>
+                                  <w:b/>
+                                  <w:sz w:val="18"/>
+                                  <w:szCs w:val="18"/>
+                                  <w:lang w:val="en-US" w:eastAsia="zh-CN"/>
+                                </w:rPr>
+                                <w:t>20</w:t>
+                              </w:r>
+                              <w:r>
+                                <w:rPr>
+                                  <w:rFonts w:hint="eastAsia" w:ascii="Times New Roman" w:hAnsi="Times New Roman" w:cs="Times New Roman"/>
+                                  <w:b/>
+                                  <w:sz w:val="18"/>
+                                  <w:szCs w:val="18"/>
+                                </w:rPr>
+                                <w:t>)}}</w:t>
                               </w:r>
                             </w:p>
                           </w:tc>
@@ -18779,60 +18729,12 @@
                               </w:pPr>
                               <w:r>
                                 <w:rPr>
+                                  <w:rFonts w:hint="eastAsia" w:ascii="Times New Roman" w:hAnsi="Times New Roman" w:cs="Times New Roman"/>
+                                  <w:b/>
                                   <w:sz w:val="18"/>
                                   <w:szCs w:val="18"/>
                                 </w:rPr>
-                                <w:drawing>
-                                  <wp:inline distT="0" distB="0" distL="114300" distR="114300">
-                                    <wp:extent cx="524510" cy="297180"/>
-                                    <wp:effectExtent l="0" t="0" r="0" b="6985"/>
-                                    <wp:docPr id="19" name="图片 4" descr="王建丽"/>
-                                    <wp:cNvGraphicFramePr>
-                                      <a:graphicFrameLocks xmlns:a="http://schemas.openxmlformats.org/drawingml/2006/main" noChangeAspect="1"/>
-                                    </wp:cNvGraphicFramePr>
-                                    <a:graphic xmlns:a="http://schemas.openxmlformats.org/drawingml/2006/main">
-                                      <a:graphicData uri="http://schemas.openxmlformats.org/drawingml/2006/picture">
-                                        <pic:pic xmlns:pic="http://schemas.openxmlformats.org/drawingml/2006/picture">
-                                          <pic:nvPicPr>
-                                            <pic:cNvPr id="19" name="图片 4" descr="王建丽"/>
-                                            <pic:cNvPicPr>
-                                              <a:picLocks noChangeAspect="1"/>
-                                            </pic:cNvPicPr>
-                                          </pic:nvPicPr>
-                                          <pic:blipFill>
-                                            <a:blip r:embed="rId17">
-                                              <a:clrChange>
-                                                <a:clrFrom>
-                                                  <a:srgbClr val="FFFFFF">
-                                                    <a:alpha val="100000"/>
-                                                  </a:srgbClr>
-                                                </a:clrFrom>
-                                                <a:clrTo>
-                                                  <a:srgbClr val="FFFFFF">
-                                                    <a:alpha val="100000"/>
-                                                    <a:alpha val="0"/>
-                                                  </a:srgbClr>
-                                                </a:clrTo>
-                                              </a:clrChange>
-                                            </a:blip>
-                                            <a:stretch>
-                                              <a:fillRect/>
-                                            </a:stretch>
-                                          </pic:blipFill>
-                                          <pic:spPr>
-                                            <a:xfrm>
-                                              <a:off x="0" y="0"/>
-                                              <a:ext cx="524510" cy="297180"/>
-                                            </a:xfrm>
-                                            <a:prstGeom prst="rect">
-                                              <a:avLst/>
-                                            </a:prstGeom>
-                                          </pic:spPr>
-                                        </pic:pic>
-                                      </a:graphicData>
-                                    </a:graphic>
-                                  </wp:inline>
-                                </w:drawing>
+                                <w:t>{{"ty_tianjin2"|sign(42,22)}}</w:t>
                               </w:r>
                             </w:p>
                           </w:tc>
@@ -19073,10 +18975,10 @@
                     </w:txbxContent>
                   </v:textbox>
                 </v:shape>
-                <v:shape id="图片 25" o:spid="_x0000_s1026" o:spt="75" type="#_x0000_t75" style="position:absolute;left:6851;top:809439;height:1098;width:1098;" filled="f" o:preferrelative="t" stroked="f" coordsize="21600,21600" o:gfxdata="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">
+                <v:shape id="图片 25" o:spid="_x0000_s1026" o:spt="75" type="#_x0000_t75" style="position:absolute;left:6815;top:809631;height:1098;width:1098;" filled="f" o:preferrelative="t" stroked="f" coordsize="21600,21600" o:gfxdata="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">
                   <v:fill on="f" focussize="0,0"/>
                   <v:stroke on="f"/>
-                  <v:imagedata r:id="rId18" o:title=""/>
+                  <v:imagedata r:id="rId16" o:title=""/>
                   <o:lock v:ext="edit" aspectratio="t"/>
                 </v:shape>
               </v:group>
@@ -19117,7 +19019,7 @@
                     </pic:cNvPicPr>
                   </pic:nvPicPr>
                   <pic:blipFill>
-                    <a:blip r:embed="rId19"/>
+                    <a:blip r:embed="rId17"/>
                     <a:stretch>
                       <a:fillRect/>
                     </a:stretch>
@@ -19137,6 +19039,7 @@
           </wp:anchor>
         </w:drawing>
       </w:r>
+      <w:bookmarkStart w:id="94" w:name="_GoBack"/>
       <w:r>
         <w:rPr>
           <w:rFonts w:hint="eastAsia" w:ascii="Times New Roman" w:hAnsi="Times New Roman" w:eastAsia="思源黑体 CN Medium" w:cs="Times New Roman"/>
@@ -19148,10 +19051,10 @@
           <wp:anchor distT="0" distB="0" distL="114300" distR="114300" simplePos="0" relativeHeight="251666432" behindDoc="1" locked="0" layoutInCell="1" allowOverlap="1">
             <wp:simplePos x="0" y="0"/>
             <wp:positionH relativeFrom="column">
-              <wp:posOffset>-639445</wp:posOffset>
+              <wp:posOffset>-654685</wp:posOffset>
             </wp:positionH>
             <wp:positionV relativeFrom="paragraph">
-              <wp:posOffset>-658495</wp:posOffset>
+              <wp:posOffset>-681355</wp:posOffset>
             </wp:positionV>
             <wp:extent cx="7566660" cy="10690860"/>
             <wp:effectExtent l="0" t="0" r="7620" b="7620"/>
@@ -19170,7 +19073,7 @@
                     </pic:cNvPicPr>
                   </pic:nvPicPr>
                   <pic:blipFill>
-                    <a:blip r:embed="rId20"/>
+                    <a:blip r:embed="rId18"/>
                     <a:stretch>
                       <a:fillRect/>
                     </a:stretch>
@@ -19190,6 +19093,7 @@
           </wp:anchor>
         </w:drawing>
       </w:r>
+      <w:bookmarkEnd w:id="94"/>
     </w:p>
     <w:p>
       <w:pPr>
